--- a/core/src/core/usecases/documents/builtin/blanks/contract.docx
+++ b/core/src/core/usecases/documents/builtin/blanks/contract.docx
@@ -9,7 +9,7 @@
       </w:pPr>
       <w:r>
         <w:rPr>
-          <w:rFonts w:ascii="Cambria" w:cs="Cambria" w:eastAsia="Cambria" w:hAnsi="Cambria"/>
+          <w:rFonts w:ascii="Times New Roman" w:cs="Times New Roman" w:eastAsia="Times New Roman" w:hAnsi="Times New Roman"/>
           <w:b/>
           <w:bCs/>
           <w:sz w:val="28"/>
@@ -25,7 +25,7 @@
       </w:pPr>
       <w:r>
         <w:rPr>
-          <w:rFonts w:ascii="Cambria" w:cs="Cambria" w:eastAsia="Cambria" w:hAnsi="Cambria"/>
+          <w:rFonts w:ascii="Times New Roman" w:cs="Times New Roman" w:eastAsia="Times New Roman" w:hAnsi="Times New Roman"/>
           <w:b/>
           <w:bCs/>
           <w:sz w:val="28"/>
@@ -36,105 +36,70 @@
     </w:p>
     <w:p>
       <w:pPr>
-        <w:spacing w:after="100"/>
-        <w:jc w:val="center"/>
-      </w:pPr>
-      <w:r>
-        <w:rPr>
-          <w:rFonts w:ascii="Calibri" w:cs="Calibri" w:eastAsia="Calibri" w:hAnsi="Calibri"/>
-          <w:sz w:val="22"/>
-          <w:szCs w:val="22"/>
-        </w:rPr>
-        <w:t xml:space="preserve">г. {{city}}        {{date|long}}</w:t>
-      </w:r>
-    </w:p>
-    <w:p>
-      <w:pPr>
-        <w:spacing w:after="100"/>
-      </w:pPr>
-    </w:p>
-    <w:p>
-      <w:pPr>
-        <w:spacing w:after="100"/>
-        <w:jc w:val="both"/>
-      </w:pPr>
-      <w:r>
-        <w:rPr>
-          <w:rFonts w:ascii="Calibri" w:cs="Calibri" w:eastAsia="Calibri" w:hAnsi="Calibri"/>
-          <w:sz w:val="22"/>
-          <w:szCs w:val="22"/>
-        </w:rPr>
-        <w:t xml:space="preserve">{{client_name}}, ИНН {{client_inn}}</w:t>
-      </w:r>
-    </w:p>
-    <w:p>
-      <w:pPr>
-        <w:spacing w:after="100"/>
-        <w:jc w:val="both"/>
-      </w:pPr>
-      <w:r>
-        <w:rPr>
-          <w:rFonts w:ascii="Calibri" w:cs="Calibri" w:eastAsia="Calibri" w:hAnsi="Calibri"/>
-          <w:sz w:val="22"/>
-          <w:szCs w:val="22"/>
-        </w:rPr>
-        <w:t xml:space="preserve">в лице {{client_director}}, действующего на основании {{client_basis}},</w:t>
-      </w:r>
-    </w:p>
-    <w:p>
-      <w:pPr>
-        <w:spacing w:after="100"/>
-        <w:jc w:val="both"/>
-      </w:pPr>
-      <w:r>
-        <w:rPr>
-          <w:rFonts w:ascii="Calibri" w:cs="Calibri" w:eastAsia="Calibri" w:hAnsi="Calibri"/>
-          <w:sz w:val="22"/>
-          <w:szCs w:val="22"/>
-        </w:rPr>
-        <w:t xml:space="preserve">далее — «Заказчик», с одной стороны,</w:t>
-      </w:r>
-    </w:p>
-    <w:p>
-      <w:pPr>
-        <w:spacing w:after="100"/>
-        <w:jc w:val="both"/>
-      </w:pPr>
-      <w:r>
-        <w:rPr>
-          <w:rFonts w:ascii="Calibri" w:cs="Calibri" w:eastAsia="Calibri" w:hAnsi="Calibri"/>
-          <w:sz w:val="22"/>
-          <w:szCs w:val="22"/>
-        </w:rPr>
-        <w:t xml:space="preserve">и {{seller_name}}, ИНН {{seller_inn}}</w:t>
-      </w:r>
-    </w:p>
-    <w:p>
-      <w:pPr>
-        <w:spacing w:after="100"/>
-        <w:jc w:val="both"/>
-      </w:pPr>
-      <w:r>
-        <w:rPr>
-          <w:rFonts w:ascii="Calibri" w:cs="Calibri" w:eastAsia="Calibri" w:hAnsi="Calibri"/>
-          <w:sz w:val="22"/>
-          <w:szCs w:val="22"/>
-        </w:rPr>
-        <w:t xml:space="preserve">в лице {{seller_director}}, действующего на основании {{seller_basis}},</w:t>
-      </w:r>
-    </w:p>
-    <w:p>
-      <w:pPr>
-        <w:spacing w:after="100"/>
-        <w:jc w:val="both"/>
-      </w:pPr>
-      <w:r>
-        <w:rPr>
-          <w:rFonts w:ascii="Calibri" w:cs="Calibri" w:eastAsia="Calibri" w:hAnsi="Calibri"/>
-          <w:sz w:val="22"/>
-          <w:szCs w:val="22"/>
-        </w:rPr>
-        <w:t xml:space="preserve">далее — «Исполнитель», с другой стороны, вместе именуемые «Стороны», заключили настоящий договор (далее — Договор) о нижеследующем.</w:t>
+        <w:tabs>
+          <w:tab w:val="right" w:pos="9922"/>
+        </w:tabs>
+        <w:spacing w:after="100"/>
+        <w:jc w:val="left"/>
+      </w:pPr>
+      <w:r>
+        <w:rPr>
+          <w:rFonts w:ascii="Times New Roman" w:cs="Times New Roman" w:eastAsia="Times New Roman" w:hAnsi="Times New Roman"/>
+          <w:sz w:val="24"/>
+          <w:szCs w:val="24"/>
+        </w:rPr>
+        <w:t xml:space="preserve">г. {{city}}</w:t>
+      </w:r>
+      <w:r>
+        <w:rPr>
+          <w:rFonts w:ascii="Times New Roman" w:cs="Times New Roman" w:eastAsia="Times New Roman" w:hAnsi="Times New Roman"/>
+          <w:sz w:val="24"/>
+          <w:szCs w:val="24"/>
+        </w:rPr>
+        <w:tab/>
+      </w:r>
+      <w:r>
+        <w:rPr>
+          <w:rFonts w:ascii="Times New Roman" w:cs="Times New Roman" w:eastAsia="Times New Roman" w:hAnsi="Times New Roman"/>
+          <w:sz w:val="24"/>
+          <w:szCs w:val="24"/>
+        </w:rPr>
+        <w:t xml:space="preserve">{{date|long}}</w:t>
+      </w:r>
+    </w:p>
+    <w:p>
+      <w:pPr>
+        <w:spacing w:after="100"/>
+      </w:pPr>
+    </w:p>
+    <w:p>
+      <w:pPr>
+        <w:spacing w:after="120"/>
+        <w:ind w:firstLine="709"/>
+        <w:jc w:val="both"/>
+      </w:pPr>
+      <w:r>
+        <w:rPr>
+          <w:rFonts w:ascii="Times New Roman" w:cs="Times New Roman" w:eastAsia="Times New Roman" w:hAnsi="Times New Roman"/>
+          <w:sz w:val="24"/>
+          <w:szCs w:val="24"/>
+        </w:rPr>
+        <w:t xml:space="preserve">{{client_name}}, ИНН {{client_inn}} (далее — «Заказчик»), от имени которого действует {{client_director}} на основании {{client_basis}}, с одной стороны, и</w:t>
+      </w:r>
+    </w:p>
+    <w:p>
+      <w:pPr>
+        <w:spacing w:after="120"/>
+        <w:ind w:firstLine="709"/>
+        <w:jc w:val="both"/>
+      </w:pPr>
+      <w:r>
+        <w:rPr>
+          <w:rFonts w:ascii="Times New Roman" w:cs="Times New Roman" w:eastAsia="Times New Roman" w:hAnsi="Times New Roman"/>
+          <w:sz w:val="24"/>
+          <w:szCs w:val="24"/>
+        </w:rPr>
+        <w:t xml:space="preserve">{{seller_name}}, ИНН {{seller_inn}} (далее — «Исполнитель»), от имени которого действует {{seller_director}} на основании {{seller_basis}}, с другой стороны, вместе именуемые «Стороны», заключили настоящий договор (далее — Договор) о нижеследующем.</w:t>
       </w:r>
     </w:p>
     <w:p>
@@ -145,7 +110,7 @@
       </w:pPr>
       <w:r>
         <w:rPr>
-          <w:rFonts w:ascii="Cambria" w:cs="Cambria" w:eastAsia="Cambria" w:hAnsi="Cambria"/>
+          <w:rFonts w:ascii="Times New Roman" w:cs="Times New Roman" w:eastAsia="Times New Roman" w:hAnsi="Times New Roman"/>
           <w:b/>
           <w:bCs/>
           <w:sz w:val="24"/>
@@ -161,9 +126,9 @@
       </w:pPr>
       <w:r>
         <w:rPr>
-          <w:rFonts w:ascii="Calibri" w:cs="Calibri" w:eastAsia="Calibri" w:hAnsi="Calibri"/>
-          <w:sz w:val="22"/>
-          <w:szCs w:val="22"/>
+          <w:rFonts w:ascii="Times New Roman" w:cs="Times New Roman" w:eastAsia="Times New Roman" w:hAnsi="Times New Roman"/>
+          <w:sz w:val="24"/>
+          <w:szCs w:val="24"/>
         </w:rPr>
         <w:t xml:space="preserve">1.1. Исполнитель обязуется по заданию Заказчика оказать услуги {{subject}} (далее — Услуги), а Заказчик обязуется оплатить Услуги. Перечень, объем, требования к Услугам, сроки их оказания и стоимость указаны в Задании (Приложение № 1), которое является неотъемлемой частью Договора.</w:t>
       </w:r>
@@ -175,9 +140,9 @@
       </w:pPr>
       <w:r>
         <w:rPr>
-          <w:rFonts w:ascii="Calibri" w:cs="Calibri" w:eastAsia="Calibri" w:hAnsi="Calibri"/>
-          <w:sz w:val="22"/>
-          <w:szCs w:val="22"/>
+          <w:rFonts w:ascii="Times New Roman" w:cs="Times New Roman" w:eastAsia="Times New Roman" w:hAnsi="Times New Roman"/>
+          <w:sz w:val="24"/>
+          <w:szCs w:val="24"/>
         </w:rPr>
         <w:t xml:space="preserve">1.2. Место оказания Услуг: {{service_place}}.</w:t>
       </w:r>
@@ -189,9 +154,9 @@
       </w:pPr>
       <w:r>
         <w:rPr>
-          <w:rFonts w:ascii="Calibri" w:cs="Calibri" w:eastAsia="Calibri" w:hAnsi="Calibri"/>
-          <w:sz w:val="22"/>
-          <w:szCs w:val="22"/>
+          <w:rFonts w:ascii="Times New Roman" w:cs="Times New Roman" w:eastAsia="Times New Roman" w:hAnsi="Times New Roman"/>
+          <w:sz w:val="24"/>
+          <w:szCs w:val="24"/>
         </w:rPr>
         <w:t xml:space="preserve">1.3. Исполнитель оказывает Услуги лично. Привлекать к оказанию Услуг третьих лиц Исполнитель вправе только с предварительного письменного согласия Заказчика и отвечает за их действия как за свои собственные (статья 403 Гражданского кодекса Российской Федерации).</w:t>
       </w:r>
@@ -204,7 +169,7 @@
       </w:pPr>
       <w:r>
         <w:rPr>
-          <w:rFonts w:ascii="Cambria" w:cs="Cambria" w:eastAsia="Cambria" w:hAnsi="Cambria"/>
+          <w:rFonts w:ascii="Times New Roman" w:cs="Times New Roman" w:eastAsia="Times New Roman" w:hAnsi="Times New Roman"/>
           <w:b/>
           <w:bCs/>
           <w:sz w:val="24"/>
@@ -220,9 +185,9 @@
       </w:pPr>
       <w:r>
         <w:rPr>
-          <w:rFonts w:ascii="Calibri" w:cs="Calibri" w:eastAsia="Calibri" w:hAnsi="Calibri"/>
-          <w:sz w:val="22"/>
-          <w:szCs w:val="22"/>
+          <w:rFonts w:ascii="Times New Roman" w:cs="Times New Roman" w:eastAsia="Times New Roman" w:hAnsi="Times New Roman"/>
+          <w:sz w:val="24"/>
+          <w:szCs w:val="24"/>
         </w:rPr>
         <w:t xml:space="preserve">2.1. Исполнитель приступает к оказанию Услуг {{start}} и завершает их не позднее {{end_date|long}} Сроки отдельных Услуг (этапов), если они установлены, указаны в Приложении № 1.</w:t>
       </w:r>
@@ -234,9 +199,9 @@
       </w:pPr>
       <w:r>
         <w:rPr>
-          <w:rFonts w:ascii="Calibri" w:cs="Calibri" w:eastAsia="Calibri" w:hAnsi="Calibri"/>
-          <w:sz w:val="22"/>
-          <w:szCs w:val="22"/>
+          <w:rFonts w:ascii="Times New Roman" w:cs="Times New Roman" w:eastAsia="Times New Roman" w:hAnsi="Times New Roman"/>
+          <w:sz w:val="24"/>
+          <w:szCs w:val="24"/>
         </w:rPr>
         <w:t xml:space="preserve">2.2. Если Заказчик не исполнил обязанность, предусмотренную п. 3.2.1 Договора, сроки оказания Услуг продлеваются на время такой задержки.</w:t>
       </w:r>
@@ -249,7 +214,7 @@
       </w:pPr>
       <w:r>
         <w:rPr>
-          <w:rFonts w:ascii="Cambria" w:cs="Cambria" w:eastAsia="Cambria" w:hAnsi="Cambria"/>
+          <w:rFonts w:ascii="Times New Roman" w:cs="Times New Roman" w:eastAsia="Times New Roman" w:hAnsi="Times New Roman"/>
           <w:b/>
           <w:bCs/>
           <w:sz w:val="24"/>
@@ -265,9 +230,9 @@
       </w:pPr>
       <w:r>
         <w:rPr>
-          <w:rFonts w:ascii="Calibri" w:cs="Calibri" w:eastAsia="Calibri" w:hAnsi="Calibri"/>
-          <w:sz w:val="22"/>
-          <w:szCs w:val="22"/>
+          <w:rFonts w:ascii="Times New Roman" w:cs="Times New Roman" w:eastAsia="Times New Roman" w:hAnsi="Times New Roman"/>
+          <w:sz w:val="24"/>
+          <w:szCs w:val="24"/>
         </w:rPr>
         <w:t xml:space="preserve">3.1. Исполнитель обязуется:</w:t>
       </w:r>
@@ -279,9 +244,9 @@
       </w:pPr>
       <w:r>
         <w:rPr>
-          <w:rFonts w:ascii="Calibri" w:cs="Calibri" w:eastAsia="Calibri" w:hAnsi="Calibri"/>
-          <w:sz w:val="22"/>
-          <w:szCs w:val="22"/>
+          <w:rFonts w:ascii="Times New Roman" w:cs="Times New Roman" w:eastAsia="Times New Roman" w:hAnsi="Times New Roman"/>
+          <w:sz w:val="24"/>
+          <w:szCs w:val="24"/>
         </w:rPr>
         <w:t xml:space="preserve">3.1.1. Оказать Услуги качественно, в полном объеме и в сроки, установленные Договором, в соответствии с Приложением № 1.</w:t>
       </w:r>
@@ -293,9 +258,9 @@
       </w:pPr>
       <w:r>
         <w:rPr>
-          <w:rFonts w:ascii="Calibri" w:cs="Calibri" w:eastAsia="Calibri" w:hAnsi="Calibri"/>
-          <w:sz w:val="22"/>
-          <w:szCs w:val="22"/>
+          <w:rFonts w:ascii="Times New Roman" w:cs="Times New Roman" w:eastAsia="Times New Roman" w:hAnsi="Times New Roman"/>
+          <w:sz w:val="24"/>
+          <w:szCs w:val="24"/>
         </w:rPr>
         <w:t xml:space="preserve">3.1.2. Незамедлительно письменно сообщать Заказчику об обстоятельствах, которые препятствуют оказанию Услуг или могут повлиять на их качество и сроки.</w:t>
       </w:r>
@@ -307,9 +272,9 @@
       </w:pPr>
       <w:r>
         <w:rPr>
-          <w:rFonts w:ascii="Calibri" w:cs="Calibri" w:eastAsia="Calibri" w:hAnsi="Calibri"/>
-          <w:sz w:val="22"/>
-          <w:szCs w:val="22"/>
+          <w:rFonts w:ascii="Times New Roman" w:cs="Times New Roman" w:eastAsia="Times New Roman" w:hAnsi="Times New Roman"/>
+          <w:sz w:val="24"/>
+          <w:szCs w:val="24"/>
         </w:rPr>
         <w:t xml:space="preserve">3.1.3. По требованию Заказчика давать пояснения о ходе оказания Услуг в течение 2 (двух) рабочих дней со дня получения требования.</w:t>
       </w:r>
@@ -321,9 +286,9 @@
       </w:pPr>
       <w:r>
         <w:rPr>
-          <w:rFonts w:ascii="Calibri" w:cs="Calibri" w:eastAsia="Calibri" w:hAnsi="Calibri"/>
-          <w:sz w:val="22"/>
-          <w:szCs w:val="22"/>
+          <w:rFonts w:ascii="Times New Roman" w:cs="Times New Roman" w:eastAsia="Times New Roman" w:hAnsi="Times New Roman"/>
+          <w:sz w:val="24"/>
+          <w:szCs w:val="24"/>
         </w:rPr>
         <w:t xml:space="preserve">3.1.4. Не раскрывать третьим лицам сведения о Заказчике и его деятельности, полученные в связи с Договором, за исключением общедоступных сведений и случаев, когда раскрытие обязательно в силу закона.</w:t>
       </w:r>
@@ -335,9 +300,9 @@
       </w:pPr>
       <w:r>
         <w:rPr>
-          <w:rFonts w:ascii="Calibri" w:cs="Calibri" w:eastAsia="Calibri" w:hAnsi="Calibri"/>
-          <w:sz w:val="22"/>
-          <w:szCs w:val="22"/>
+          <w:rFonts w:ascii="Times New Roman" w:cs="Times New Roman" w:eastAsia="Times New Roman" w:hAnsi="Times New Roman"/>
+          <w:sz w:val="24"/>
+          <w:szCs w:val="24"/>
         </w:rPr>
         <w:t xml:space="preserve">3.1.5. Обеспечить сохранность документов и материалов, полученных от Заказчика, и вернуть их Заказчику после оказания Услуг или прекращения Договора.</w:t>
       </w:r>
@@ -349,9 +314,9 @@
       </w:pPr>
       <w:r>
         <w:rPr>
-          <w:rFonts w:ascii="Calibri" w:cs="Calibri" w:eastAsia="Calibri" w:hAnsi="Calibri"/>
-          <w:sz w:val="22"/>
-          <w:szCs w:val="22"/>
+          <w:rFonts w:ascii="Times New Roman" w:cs="Times New Roman" w:eastAsia="Times New Roman" w:hAnsi="Times New Roman"/>
+          <w:sz w:val="24"/>
+          <w:szCs w:val="24"/>
         </w:rPr>
         <w:t xml:space="preserve">3.2. Заказчик обязуется:</w:t>
       </w:r>
@@ -363,9 +328,9 @@
       </w:pPr>
       <w:r>
         <w:rPr>
-          <w:rFonts w:ascii="Calibri" w:cs="Calibri" w:eastAsia="Calibri" w:hAnsi="Calibri"/>
-          <w:sz w:val="22"/>
-          <w:szCs w:val="22"/>
+          <w:rFonts w:ascii="Times New Roman" w:cs="Times New Roman" w:eastAsia="Times New Roman" w:hAnsi="Times New Roman"/>
+          <w:sz w:val="24"/>
+          <w:szCs w:val="24"/>
         </w:rPr>
         <w:t xml:space="preserve">3.2.1. Передать Исполнителю сведения, документы и доступы, необходимые для оказания Услуг, в течение 3 (трех) рабочих дней со дня подписания Договора или получения запроса Исполнителя.</w:t>
       </w:r>
@@ -377,9 +342,9 @@
       </w:pPr>
       <w:r>
         <w:rPr>
-          <w:rFonts w:ascii="Calibri" w:cs="Calibri" w:eastAsia="Calibri" w:hAnsi="Calibri"/>
-          <w:sz w:val="22"/>
-          <w:szCs w:val="22"/>
+          <w:rFonts w:ascii="Times New Roman" w:cs="Times New Roman" w:eastAsia="Times New Roman" w:hAnsi="Times New Roman"/>
+          <w:sz w:val="24"/>
+          <w:szCs w:val="24"/>
         </w:rPr>
         <w:t xml:space="preserve">3.2.2. Принять оказанные Услуги в порядке раздела 5 Договора.</w:t>
       </w:r>
@@ -391,9 +356,9 @@
       </w:pPr>
       <w:r>
         <w:rPr>
-          <w:rFonts w:ascii="Calibri" w:cs="Calibri" w:eastAsia="Calibri" w:hAnsi="Calibri"/>
-          <w:sz w:val="22"/>
-          <w:szCs w:val="22"/>
+          <w:rFonts w:ascii="Times New Roman" w:cs="Times New Roman" w:eastAsia="Times New Roman" w:hAnsi="Times New Roman"/>
+          <w:sz w:val="24"/>
+          <w:szCs w:val="24"/>
         </w:rPr>
         <w:t xml:space="preserve">3.2.3. Оплатить Услуги в размере и в сроки, установленные разделом 4 Договора.</w:t>
       </w:r>
@@ -405,9 +370,9 @@
       </w:pPr>
       <w:r>
         <w:rPr>
-          <w:rFonts w:ascii="Calibri" w:cs="Calibri" w:eastAsia="Calibri" w:hAnsi="Calibri"/>
-          <w:sz w:val="22"/>
-          <w:szCs w:val="22"/>
+          <w:rFonts w:ascii="Times New Roman" w:cs="Times New Roman" w:eastAsia="Times New Roman" w:hAnsi="Times New Roman"/>
+          <w:sz w:val="24"/>
+          <w:szCs w:val="24"/>
         </w:rPr>
         <w:t xml:space="preserve">3.3. Заказчик вправе проверять ход и качество оказания Услуг, не вмешиваясь в деятельность Исполнителя.</w:t>
       </w:r>
@@ -419,9 +384,9 @@
       </w:pPr>
       <w:r>
         <w:rPr>
-          <w:rFonts w:ascii="Calibri" w:cs="Calibri" w:eastAsia="Calibri" w:hAnsi="Calibri"/>
-          <w:sz w:val="22"/>
-          <w:szCs w:val="22"/>
+          <w:rFonts w:ascii="Times New Roman" w:cs="Times New Roman" w:eastAsia="Times New Roman" w:hAnsi="Times New Roman"/>
+          <w:sz w:val="24"/>
+          <w:szCs w:val="24"/>
         </w:rPr>
         <w:t xml:space="preserve">3.4. Исполнитель вправе приостановить оказание Услуг, если Заказчик не исполнил обязанность, предусмотренную п. 3.2.1 Договора, письменно уведомив об этом Заказчика (статья 328 Гражданского кодекса Российской Федерации).</w:t>
       </w:r>
@@ -434,7 +399,7 @@
       </w:pPr>
       <w:r>
         <w:rPr>
-          <w:rFonts w:ascii="Cambria" w:cs="Cambria" w:eastAsia="Cambria" w:hAnsi="Cambria"/>
+          <w:rFonts w:ascii="Times New Roman" w:cs="Times New Roman" w:eastAsia="Times New Roman" w:hAnsi="Times New Roman"/>
           <w:b/>
           <w:bCs/>
           <w:sz w:val="24"/>
@@ -450,9 +415,9 @@
       </w:pPr>
       <w:r>
         <w:rPr>
-          <w:rFonts w:ascii="Calibri" w:cs="Calibri" w:eastAsia="Calibri" w:hAnsi="Calibri"/>
-          <w:sz w:val="22"/>
-          <w:szCs w:val="22"/>
+          <w:rFonts w:ascii="Times New Roman" w:cs="Times New Roman" w:eastAsia="Times New Roman" w:hAnsi="Times New Roman"/>
+          <w:sz w:val="24"/>
+          <w:szCs w:val="24"/>
         </w:rPr>
         <w:t xml:space="preserve">4.1. Стоимость Услуг по Договору составляет {{total|rub}} ({{total|rub_words}}) рублей {{total|kop}} копеек. НДС: {{vat}}.</w:t>
       </w:r>
@@ -464,9 +429,9 @@
       </w:pPr>
       <w:r>
         <w:rPr>
-          <w:rFonts w:ascii="Calibri" w:cs="Calibri" w:eastAsia="Calibri" w:hAnsi="Calibri"/>
-          <w:sz w:val="22"/>
-          <w:szCs w:val="22"/>
+          <w:rFonts w:ascii="Times New Roman" w:cs="Times New Roman" w:eastAsia="Times New Roman" w:hAnsi="Times New Roman"/>
+          <w:sz w:val="24"/>
+          <w:szCs w:val="24"/>
         </w:rPr>
         <w:t xml:space="preserve">4.2. Стоимость Услуг включает все расходы Исполнителя, связанные с их оказанием, если в Приложении № 1 не указаны расходы, возмещаемые сверх стоимости.</w:t>
       </w:r>
@@ -478,9 +443,9 @@
       </w:pPr>
       <w:r>
         <w:rPr>
-          <w:rFonts w:ascii="Calibri" w:cs="Calibri" w:eastAsia="Calibri" w:hAnsi="Calibri"/>
-          <w:sz w:val="22"/>
-          <w:szCs w:val="22"/>
+          <w:rFonts w:ascii="Times New Roman" w:cs="Times New Roman" w:eastAsia="Times New Roman" w:hAnsi="Times New Roman"/>
+          <w:sz w:val="24"/>
+          <w:szCs w:val="24"/>
         </w:rPr>
         <w:t xml:space="preserve">4.3. Заказчик оплачивает 100 (сто) процентов стоимости Услуг в течение {{payment_days}} рабочих дней со дня подписания акта оказанных Услуг (по каждому этапу — со дня подписания акта по этапу).</w:t>
       </w:r>
@@ -492,9 +457,9 @@
       </w:pPr>
       <w:r>
         <w:rPr>
-          <w:rFonts w:ascii="Calibri" w:cs="Calibri" w:eastAsia="Calibri" w:hAnsi="Calibri"/>
-          <w:sz w:val="22"/>
-          <w:szCs w:val="22"/>
+          <w:rFonts w:ascii="Times New Roman" w:cs="Times New Roman" w:eastAsia="Times New Roman" w:hAnsi="Times New Roman"/>
+          <w:sz w:val="24"/>
+          <w:szCs w:val="24"/>
         </w:rPr>
         <w:t xml:space="preserve">4.4. Оплата производится перечислением на банковский счет Исполнителя, указанный в разделе 10 Договора, на основании счета Исполнителя (если Исполнитель выставляет счета). Обязанность Заказчика по оплате считается исполненной в день зачисления денежных средств на счет Исполнителя.</w:t>
       </w:r>
@@ -506,9 +471,9 @@
       </w:pPr>
       <w:r>
         <w:rPr>
-          <w:rFonts w:ascii="Calibri" w:cs="Calibri" w:eastAsia="Calibri" w:hAnsi="Calibri"/>
-          <w:sz w:val="22"/>
-          <w:szCs w:val="22"/>
+          <w:rFonts w:ascii="Times New Roman" w:cs="Times New Roman" w:eastAsia="Times New Roman" w:hAnsi="Times New Roman"/>
+          <w:sz w:val="24"/>
+          <w:szCs w:val="24"/>
         </w:rPr>
         <w:t xml:space="preserve">4.5. Документы и налоги в зависимости от статуса Исполнителя:</w:t>
       </w:r>
@@ -520,9 +485,9 @@
       </w:pPr>
       <w:r>
         <w:rPr>
-          <w:rFonts w:ascii="Calibri" w:cs="Calibri" w:eastAsia="Calibri" w:hAnsi="Calibri"/>
-          <w:sz w:val="22"/>
-          <w:szCs w:val="22"/>
+          <w:rFonts w:ascii="Times New Roman" w:cs="Times New Roman" w:eastAsia="Times New Roman" w:hAnsi="Times New Roman"/>
+          <w:sz w:val="24"/>
+          <w:szCs w:val="24"/>
         </w:rPr>
         <w:t xml:space="preserve">— Исполнитель, признаваемый плательщиком НДС, выставляет счета-фактуры в сроки, установленные пунктом 3 статьи 168 Налогового кодекса Российской Федерации;</w:t>
       </w:r>
@@ -534,9 +499,9 @@
       </w:pPr>
       <w:r>
         <w:rPr>
-          <w:rFonts w:ascii="Calibri" w:cs="Calibri" w:eastAsia="Calibri" w:hAnsi="Calibri"/>
-          <w:sz w:val="22"/>
-          <w:szCs w:val="22"/>
+          <w:rFonts w:ascii="Times New Roman" w:cs="Times New Roman" w:eastAsia="Times New Roman" w:hAnsi="Times New Roman"/>
+          <w:sz w:val="24"/>
+          <w:szCs w:val="24"/>
         </w:rPr>
         <w:t xml:space="preserve">— Исполнитель, применяющий специальный налоговый режим «Налог на профессиональный доход», формирует и передает Заказчику чек не позднее 9-го числа месяца, следующего за месяцем расчета (часть 3 статьи 14 Федерального закона от 27.11.2018 № 422-ФЗ), подтверждает, что не состоит и в течение последних двух лет не состоял с Заказчиком в трудовых отношениях, и письменно уведомляет Заказчика об утрате права на этот режим в течение 3 (трех) рабочих дней;</w:t>
       </w:r>
@@ -548,9 +513,9 @@
       </w:pPr>
       <w:r>
         <w:rPr>
-          <w:rFonts w:ascii="Calibri" w:cs="Calibri" w:eastAsia="Calibri" w:hAnsi="Calibri"/>
-          <w:sz w:val="22"/>
-          <w:szCs w:val="22"/>
+          <w:rFonts w:ascii="Times New Roman" w:cs="Times New Roman" w:eastAsia="Times New Roman" w:hAnsi="Times New Roman"/>
+          <w:sz w:val="24"/>
+          <w:szCs w:val="24"/>
         </w:rPr>
         <w:t xml:space="preserve">— если Исполнитель — гражданин, не зарегистрированный в качестве индивидуального предпринимателя и не применяющий налог на профессиональный доход, а Заказчик — организация или индивидуальный предприниматель, Заказчик как налоговый агент исчисляет, удерживает из вознаграждения и уплачивает налог на доходы физических лиц (статья 226 Налогового кодекса Российской Федерации) и уплачивает страховые взносы с вознаграждения (статья 420 Налогового кодекса Российской Федерации); стоимость по п. 4.1 указывается до удержания налога.</w:t>
       </w:r>
@@ -563,7 +528,7 @@
       </w:pPr>
       <w:r>
         <w:rPr>
-          <w:rFonts w:ascii="Cambria" w:cs="Cambria" w:eastAsia="Cambria" w:hAnsi="Cambria"/>
+          <w:rFonts w:ascii="Times New Roman" w:cs="Times New Roman" w:eastAsia="Times New Roman" w:hAnsi="Times New Roman"/>
           <w:b/>
           <w:bCs/>
           <w:sz w:val="24"/>
@@ -579,9 +544,9 @@
       </w:pPr>
       <w:r>
         <w:rPr>
-          <w:rFonts w:ascii="Calibri" w:cs="Calibri" w:eastAsia="Calibri" w:hAnsi="Calibri"/>
-          <w:sz w:val="22"/>
-          <w:szCs w:val="22"/>
+          <w:rFonts w:ascii="Times New Roman" w:cs="Times New Roman" w:eastAsia="Times New Roman" w:hAnsi="Times New Roman"/>
+          <w:sz w:val="24"/>
+          <w:szCs w:val="24"/>
         </w:rPr>
         <w:t xml:space="preserve">5.1. В течение 3 (трех) рабочих дней после оказания Услуг (этапа Услуг) Исполнитель передает Заказчику подписанный со своей стороны акт оказанных Услуг по форме Приложения № 2 в 2 (двух) экземплярах, а если это предусмотрено Приложением № 1, — также отчет об оказанных Услугах.</w:t>
       </w:r>
@@ -593,9 +558,9 @@
       </w:pPr>
       <w:r>
         <w:rPr>
-          <w:rFonts w:ascii="Calibri" w:cs="Calibri" w:eastAsia="Calibri" w:hAnsi="Calibri"/>
-          <w:sz w:val="22"/>
-          <w:szCs w:val="22"/>
+          <w:rFonts w:ascii="Times New Roman" w:cs="Times New Roman" w:eastAsia="Times New Roman" w:hAnsi="Times New Roman"/>
+          <w:sz w:val="24"/>
+          <w:szCs w:val="24"/>
         </w:rPr>
         <w:t xml:space="preserve">5.2. В течение 5 (пяти) рабочих дней со дня получения акта Заказчик подписывает его либо направляет Исполнителю письменный мотивированный отказ от подписания с перечнем недостатков.</w:t>
       </w:r>
@@ -607,9 +572,9 @@
       </w:pPr>
       <w:r>
         <w:rPr>
-          <w:rFonts w:ascii="Calibri" w:cs="Calibri" w:eastAsia="Calibri" w:hAnsi="Calibri"/>
-          <w:sz w:val="22"/>
-          <w:szCs w:val="22"/>
+          <w:rFonts w:ascii="Times New Roman" w:cs="Times New Roman" w:eastAsia="Times New Roman" w:hAnsi="Times New Roman"/>
+          <w:sz w:val="24"/>
+          <w:szCs w:val="24"/>
         </w:rPr>
         <w:t xml:space="preserve">5.3. Недостатки, указанные в мотивированном отказе, Исполнитель устраняет безвозмездно в течение 5 (пяти) рабочих дней со дня получения отказа и повторно передает акт в порядке п. 5.1 Договора.</w:t>
       </w:r>
@@ -621,9 +586,9 @@
       </w:pPr>
       <w:r>
         <w:rPr>
-          <w:rFonts w:ascii="Calibri" w:cs="Calibri" w:eastAsia="Calibri" w:hAnsi="Calibri"/>
-          <w:sz w:val="22"/>
-          <w:szCs w:val="22"/>
+          <w:rFonts w:ascii="Times New Roman" w:cs="Times New Roman" w:eastAsia="Times New Roman" w:hAnsi="Times New Roman"/>
+          <w:sz w:val="24"/>
+          <w:szCs w:val="24"/>
         </w:rPr>
         <w:t xml:space="preserve">5.4. Если в срок, установленный п. 5.2 Договора, Заказчик не подписал акт и не направил мотивированный отказ, Услуги считаются принятыми в объеме, указанном в акте, а акт — подписанным.</w:t>
       </w:r>
@@ -635,9 +600,9 @@
       </w:pPr>
       <w:r>
         <w:rPr>
-          <w:rFonts w:ascii="Calibri" w:cs="Calibri" w:eastAsia="Calibri" w:hAnsi="Calibri"/>
-          <w:sz w:val="22"/>
-          <w:szCs w:val="22"/>
+          <w:rFonts w:ascii="Times New Roman" w:cs="Times New Roman" w:eastAsia="Times New Roman" w:hAnsi="Times New Roman"/>
+          <w:sz w:val="24"/>
+          <w:szCs w:val="24"/>
         </w:rPr>
         <w:t xml:space="preserve">5.5. Подписание акта не лишает Заказчика права заявить о недостатках Услуг, которые не могли быть обнаружены при приемке (скрытых недостатках), в разумный срок после их обнаружения.</w:t>
       </w:r>
@@ -650,7 +615,7 @@
       </w:pPr>
       <w:r>
         <w:rPr>
-          <w:rFonts w:ascii="Cambria" w:cs="Cambria" w:eastAsia="Cambria" w:hAnsi="Cambria"/>
+          <w:rFonts w:ascii="Times New Roman" w:cs="Times New Roman" w:eastAsia="Times New Roman" w:hAnsi="Times New Roman"/>
           <w:b/>
           <w:bCs/>
           <w:sz w:val="24"/>
@@ -666,9 +631,9 @@
       </w:pPr>
       <w:r>
         <w:rPr>
-          <w:rFonts w:ascii="Calibri" w:cs="Calibri" w:eastAsia="Calibri" w:hAnsi="Calibri"/>
-          <w:sz w:val="22"/>
-          <w:szCs w:val="22"/>
+          <w:rFonts w:ascii="Times New Roman" w:cs="Times New Roman" w:eastAsia="Times New Roman" w:hAnsi="Times New Roman"/>
+          <w:sz w:val="24"/>
+          <w:szCs w:val="24"/>
         </w:rPr>
         <w:t xml:space="preserve">6.1. За неисполнение или ненадлежащее исполнение обязательств Стороны несут ответственность в соответствии с законодательством Российской Федерации и Договором.</w:t>
       </w:r>
@@ -680,9 +645,9 @@
       </w:pPr>
       <w:r>
         <w:rPr>
-          <w:rFonts w:ascii="Calibri" w:cs="Calibri" w:eastAsia="Calibri" w:hAnsi="Calibri"/>
-          <w:sz w:val="22"/>
-          <w:szCs w:val="22"/>
+          <w:rFonts w:ascii="Times New Roman" w:cs="Times New Roman" w:eastAsia="Times New Roman" w:hAnsi="Times New Roman"/>
+          <w:sz w:val="24"/>
+          <w:szCs w:val="24"/>
         </w:rPr>
         <w:t xml:space="preserve">6.2. За нарушение сроков оказания Услуг Исполнитель уплачивает Заказчику пени в размере 0,1 % от стоимости Услуг (этапа), оказанных с нарушением срока, за каждый день просрочки, но не более 10 % от этой стоимости.</w:t>
       </w:r>
@@ -694,9 +659,9 @@
       </w:pPr>
       <w:r>
         <w:rPr>
-          <w:rFonts w:ascii="Calibri" w:cs="Calibri" w:eastAsia="Calibri" w:hAnsi="Calibri"/>
-          <w:sz w:val="22"/>
-          <w:szCs w:val="22"/>
+          <w:rFonts w:ascii="Times New Roman" w:cs="Times New Roman" w:eastAsia="Times New Roman" w:hAnsi="Times New Roman"/>
+          <w:sz w:val="24"/>
+          <w:szCs w:val="24"/>
         </w:rPr>
         <w:t xml:space="preserve">6.3. За нарушение сроков оплаты Заказчик уплачивает Исполнителю пени в размере 0,1 % от неоплаченной в срок суммы за каждый день просрочки, но не более 10 % от этой суммы.</w:t>
       </w:r>
@@ -708,9 +673,9 @@
       </w:pPr>
       <w:r>
         <w:rPr>
-          <w:rFonts w:ascii="Calibri" w:cs="Calibri" w:eastAsia="Calibri" w:hAnsi="Calibri"/>
-          <w:sz w:val="22"/>
-          <w:szCs w:val="22"/>
+          <w:rFonts w:ascii="Times New Roman" w:cs="Times New Roman" w:eastAsia="Times New Roman" w:hAnsi="Times New Roman"/>
+          <w:sz w:val="24"/>
+          <w:szCs w:val="24"/>
         </w:rPr>
         <w:t xml:space="preserve">6.4. Неустойка уплачивается на основании письменного требования Стороны. Уплата неустойки не освобождает Стороны от исполнения обязательств по Договору.</w:t>
       </w:r>
@@ -722,9 +687,9 @@
       </w:pPr>
       <w:r>
         <w:rPr>
-          <w:rFonts w:ascii="Calibri" w:cs="Calibri" w:eastAsia="Calibri" w:hAnsi="Calibri"/>
-          <w:sz w:val="22"/>
-          <w:szCs w:val="22"/>
+          <w:rFonts w:ascii="Times New Roman" w:cs="Times New Roman" w:eastAsia="Times New Roman" w:hAnsi="Times New Roman"/>
+          <w:sz w:val="24"/>
+          <w:szCs w:val="24"/>
         </w:rPr>
         <w:t xml:space="preserve">6.5. В случае утраты или повреждения документов и материалов, полученных от Заказчика, Исполнитель восстанавливает их за свой счет или возмещает Заказчику расходы на восстановление.</w:t>
       </w:r>
@@ -736,9 +701,9 @@
       </w:pPr>
       <w:r>
         <w:rPr>
-          <w:rFonts w:ascii="Calibri" w:cs="Calibri" w:eastAsia="Calibri" w:hAnsi="Calibri"/>
-          <w:sz w:val="22"/>
-          <w:szCs w:val="22"/>
+          <w:rFonts w:ascii="Times New Roman" w:cs="Times New Roman" w:eastAsia="Times New Roman" w:hAnsi="Times New Roman"/>
+          <w:sz w:val="24"/>
+          <w:szCs w:val="24"/>
         </w:rPr>
         <w:t xml:space="preserve">6.6. Сторона освобождается от ответственности, если докажет, что надлежащее исполнение оказалось невозможным вследствие непреодолимой силы, то есть чрезвычайных и непредотвратимых при данных условиях обстоятельств (пункт 3 статьи 401 Гражданского кодекса Российской Федерации). Нарушение обязанностей контрагентами Стороны и отсутствие у Стороны необходимых денежных средств к таким обстоятельствам не относятся. Сторона, для которой возникли такие обстоятельства, письменно уведомляет другую Сторону не позднее 5 (пяти) рабочих дней с момента их наступления и представляет подтверждающие документы.</w:t>
       </w:r>
@@ -751,7 +716,7 @@
       </w:pPr>
       <w:r>
         <w:rPr>
-          <w:rFonts w:ascii="Cambria" w:cs="Cambria" w:eastAsia="Cambria" w:hAnsi="Cambria"/>
+          <w:rFonts w:ascii="Times New Roman" w:cs="Times New Roman" w:eastAsia="Times New Roman" w:hAnsi="Times New Roman"/>
           <w:b/>
           <w:bCs/>
           <w:sz w:val="24"/>
@@ -767,9 +732,9 @@
       </w:pPr>
       <w:r>
         <w:rPr>
-          <w:rFonts w:ascii="Calibri" w:cs="Calibri" w:eastAsia="Calibri" w:hAnsi="Calibri"/>
-          <w:sz w:val="22"/>
-          <w:szCs w:val="22"/>
+          <w:rFonts w:ascii="Times New Roman" w:cs="Times New Roman" w:eastAsia="Times New Roman" w:hAnsi="Times New Roman"/>
+          <w:sz w:val="24"/>
+          <w:szCs w:val="24"/>
         </w:rPr>
         <w:t xml:space="preserve">7.1. Договор вступает в силу со дня его подписания Сторонами и действует до {{valid_until|long}}, а в части расчетов — до полного исполнения Сторонами своих обязательств.</w:t>
       </w:r>
@@ -781,9 +746,9 @@
       </w:pPr>
       <w:r>
         <w:rPr>
-          <w:rFonts w:ascii="Calibri" w:cs="Calibri" w:eastAsia="Calibri" w:hAnsi="Calibri"/>
-          <w:sz w:val="22"/>
-          <w:szCs w:val="22"/>
+          <w:rFonts w:ascii="Times New Roman" w:cs="Times New Roman" w:eastAsia="Times New Roman" w:hAnsi="Times New Roman"/>
+          <w:sz w:val="24"/>
+          <w:szCs w:val="24"/>
         </w:rPr>
         <w:t xml:space="preserve">7.2. Договор может быть изменен или расторгнут по соглашению Сторон, а также по иным основаниям, предусмотренным законом.</w:t>
       </w:r>
@@ -795,9 +760,9 @@
       </w:pPr>
       <w:r>
         <w:rPr>
-          <w:rFonts w:ascii="Calibri" w:cs="Calibri" w:eastAsia="Calibri" w:hAnsi="Calibri"/>
-          <w:sz w:val="22"/>
-          <w:szCs w:val="22"/>
+          <w:rFonts w:ascii="Times New Roman" w:cs="Times New Roman" w:eastAsia="Times New Roman" w:hAnsi="Times New Roman"/>
+          <w:sz w:val="24"/>
+          <w:szCs w:val="24"/>
         </w:rPr>
         <w:t xml:space="preserve">7.3. Заказчик вправе в любое время отказаться от исполнения Договора, направив Исполнителю письменное уведомление (пункт 1 статьи 782 Гражданского кодекса Российской Федерации). Договор прекращается через 10 (десяти) календарных дней со дня получения уведомления Исполнителем. Заказчик оплачивает Услуги, оказанные до дня прекращения Договора, и возмещает фактически понесенные Исполнителем расходы в течение 5 (пяти) рабочих дней со дня получения документов, их подтверждающих.</w:t>
       </w:r>
@@ -809,9 +774,9 @@
       </w:pPr>
       <w:r>
         <w:rPr>
-          <w:rFonts w:ascii="Calibri" w:cs="Calibri" w:eastAsia="Calibri" w:hAnsi="Calibri"/>
-          <w:sz w:val="22"/>
-          <w:szCs w:val="22"/>
+          <w:rFonts w:ascii="Times New Roman" w:cs="Times New Roman" w:eastAsia="Times New Roman" w:hAnsi="Times New Roman"/>
+          <w:sz w:val="24"/>
+          <w:szCs w:val="24"/>
         </w:rPr>
         <w:t xml:space="preserve">7.4. Исполнитель вправе отказаться от исполнения Договора при условии полного возмещения Заказчику убытков (пункт 2 статьи 782 Гражданского кодекса Российской Федерации), направив Заказчику письменное уведомление. Договор прекращается через 10 (десяти) календарных дней со дня получения уведомления Заказчиком.</w:t>
       </w:r>
@@ -823,9 +788,9 @@
       </w:pPr>
       <w:r>
         <w:rPr>
-          <w:rFonts w:ascii="Calibri" w:cs="Calibri" w:eastAsia="Calibri" w:hAnsi="Calibri"/>
-          <w:sz w:val="22"/>
-          <w:szCs w:val="22"/>
+          <w:rFonts w:ascii="Times New Roman" w:cs="Times New Roman" w:eastAsia="Times New Roman" w:hAnsi="Times New Roman"/>
+          <w:sz w:val="24"/>
+          <w:szCs w:val="24"/>
         </w:rPr>
         <w:t xml:space="preserve">7.5. В течение 5 (пяти) рабочих дней со дня прекращения Договора Исполнитель передает Заказчику документы и материалы, полученные от него, а Стороны подписывают акт об Услугах, оказанных до дня прекращения Договора.</w:t>
       </w:r>
@@ -838,7 +803,7 @@
       </w:pPr>
       <w:r>
         <w:rPr>
-          <w:rFonts w:ascii="Cambria" w:cs="Cambria" w:eastAsia="Cambria" w:hAnsi="Cambria"/>
+          <w:rFonts w:ascii="Times New Roman" w:cs="Times New Roman" w:eastAsia="Times New Roman" w:hAnsi="Times New Roman"/>
           <w:b/>
           <w:bCs/>
           <w:sz w:val="24"/>
@@ -854,9 +819,9 @@
       </w:pPr>
       <w:r>
         <w:rPr>
-          <w:rFonts w:ascii="Calibri" w:cs="Calibri" w:eastAsia="Calibri" w:hAnsi="Calibri"/>
-          <w:sz w:val="22"/>
-          <w:szCs w:val="22"/>
+          <w:rFonts w:ascii="Times New Roman" w:cs="Times New Roman" w:eastAsia="Times New Roman" w:hAnsi="Times New Roman"/>
+          <w:sz w:val="24"/>
+          <w:szCs w:val="24"/>
         </w:rPr>
         <w:t xml:space="preserve">8.1. До обращения в суд Сторона направляет другой Стороне письменную претензию. Претензия рассматривается в течение 10 (десяти) рабочих дней со дня ее получения.</w:t>
       </w:r>
@@ -868,9 +833,9 @@
       </w:pPr>
       <w:r>
         <w:rPr>
-          <w:rFonts w:ascii="Calibri" w:cs="Calibri" w:eastAsia="Calibri" w:hAnsi="Calibri"/>
-          <w:sz w:val="22"/>
-          <w:szCs w:val="22"/>
+          <w:rFonts w:ascii="Times New Roman" w:cs="Times New Roman" w:eastAsia="Times New Roman" w:hAnsi="Times New Roman"/>
+          <w:sz w:val="24"/>
+          <w:szCs w:val="24"/>
         </w:rPr>
         <w:t xml:space="preserve">8.2. Споры, не урегулированные в претензионном порядке, разрешаются в суде по подсудности, установленной законом.</w:t>
       </w:r>
@@ -883,7 +848,7 @@
       </w:pPr>
       <w:r>
         <w:rPr>
-          <w:rFonts w:ascii="Cambria" w:cs="Cambria" w:eastAsia="Cambria" w:hAnsi="Cambria"/>
+          <w:rFonts w:ascii="Times New Roman" w:cs="Times New Roman" w:eastAsia="Times New Roman" w:hAnsi="Times New Roman"/>
           <w:b/>
           <w:bCs/>
           <w:sz w:val="24"/>
@@ -899,9 +864,9 @@
       </w:pPr>
       <w:r>
         <w:rPr>
-          <w:rFonts w:ascii="Calibri" w:cs="Calibri" w:eastAsia="Calibri" w:hAnsi="Calibri"/>
-          <w:sz w:val="22"/>
-          <w:szCs w:val="22"/>
+          <w:rFonts w:ascii="Times New Roman" w:cs="Times New Roman" w:eastAsia="Times New Roman" w:hAnsi="Times New Roman"/>
+          <w:sz w:val="24"/>
+          <w:szCs w:val="24"/>
         </w:rPr>
         <w:t xml:space="preserve">9.1. Претензии, уведомления об отказе от Договора и акты направляются заказным письмом с уведомлением о вручении или вручаются под подпись по адресам, указанным в разделе 10 Договора. Оперативная переписка ведется по адресам электронной почты, указанным в разделе 10 Договора.</w:t>
       </w:r>
@@ -913,9 +878,9 @@
       </w:pPr>
       <w:r>
         <w:rPr>
-          <w:rFonts w:ascii="Calibri" w:cs="Calibri" w:eastAsia="Calibri" w:hAnsi="Calibri"/>
-          <w:sz w:val="22"/>
-          <w:szCs w:val="22"/>
+          <w:rFonts w:ascii="Times New Roman" w:cs="Times New Roman" w:eastAsia="Times New Roman" w:hAnsi="Times New Roman"/>
+          <w:sz w:val="24"/>
+          <w:szCs w:val="24"/>
         </w:rPr>
         <w:t xml:space="preserve">9.2. Документы, подписанные квалифицированными электронными подписями Сторон, признаются равнозначными документам на бумажном носителе, подписанным собственноручной подписью.</w:t>
       </w:r>
@@ -927,9 +892,9 @@
       </w:pPr>
       <w:r>
         <w:rPr>
-          <w:rFonts w:ascii="Calibri" w:cs="Calibri" w:eastAsia="Calibri" w:hAnsi="Calibri"/>
-          <w:sz w:val="22"/>
-          <w:szCs w:val="22"/>
+          <w:rFonts w:ascii="Times New Roman" w:cs="Times New Roman" w:eastAsia="Times New Roman" w:hAnsi="Times New Roman"/>
+          <w:sz w:val="24"/>
+          <w:szCs w:val="24"/>
         </w:rPr>
         <w:t xml:space="preserve">9.3. Изменения и дополнения к Договору действительны, если совершены в письменной форме и подписаны обеими Сторонами. Об изменении адресов и реквизитов Сторона уведомляет другую Сторону в течение 3 (трех) рабочих дней.</w:t>
       </w:r>
@@ -941,9 +906,9 @@
       </w:pPr>
       <w:r>
         <w:rPr>
-          <w:rFonts w:ascii="Calibri" w:cs="Calibri" w:eastAsia="Calibri" w:hAnsi="Calibri"/>
-          <w:sz w:val="22"/>
-          <w:szCs w:val="22"/>
+          <w:rFonts w:ascii="Times New Roman" w:cs="Times New Roman" w:eastAsia="Times New Roman" w:hAnsi="Times New Roman"/>
+          <w:sz w:val="24"/>
+          <w:szCs w:val="24"/>
         </w:rPr>
         <w:t xml:space="preserve">9.4. Договор составлен в 2 (двух) экземплярах, имеющих одинаковую юридическую силу, по одному для каждой из Сторон.</w:t>
       </w:r>
@@ -955,9 +920,9 @@
       </w:pPr>
       <w:r>
         <w:rPr>
-          <w:rFonts w:ascii="Calibri" w:cs="Calibri" w:eastAsia="Calibri" w:hAnsi="Calibri"/>
-          <w:sz w:val="22"/>
-          <w:szCs w:val="22"/>
+          <w:rFonts w:ascii="Times New Roman" w:cs="Times New Roman" w:eastAsia="Times New Roman" w:hAnsi="Times New Roman"/>
+          <w:sz w:val="24"/>
+          <w:szCs w:val="24"/>
         </w:rPr>
         <w:t xml:space="preserve">9.5. Приложения: № 1 — Задание на оказание услуг; № 2 — Форма акта оказанных услуг.</w:t>
       </w:r>
@@ -970,7 +935,7 @@
       </w:pPr>
       <w:r>
         <w:rPr>
-          <w:rFonts w:ascii="Cambria" w:cs="Cambria" w:eastAsia="Cambria" w:hAnsi="Cambria"/>
+          <w:rFonts w:ascii="Times New Roman" w:cs="Times New Roman" w:eastAsia="Times New Roman" w:hAnsi="Times New Roman"/>
           <w:b/>
           <w:bCs/>
           <w:sz w:val="24"/>
@@ -992,8 +957,8 @@
         </w:tblBorders>
       </w:tblPr>
       <w:tblGrid>
-        <w:gridCol w:w="100"/>
-        <w:gridCol w:w="100"/>
+        <w:gridCol w:w="4600"/>
+        <w:gridCol w:w="4600"/>
       </w:tblGrid>
       <w:tr>
         <w:tc>
@@ -1012,7 +977,7 @@
             </w:pPr>
             <w:r>
               <w:rPr>
-                <w:rFonts w:ascii="Calibri" w:cs="Calibri" w:eastAsia="Calibri" w:hAnsi="Calibri"/>
+                <w:rFonts w:ascii="Times New Roman" w:cs="Times New Roman" w:eastAsia="Times New Roman" w:hAnsi="Times New Roman"/>
                 <w:sz w:val="22"/>
                 <w:szCs w:val="22"/>
               </w:rPr>
@@ -1025,7 +990,7 @@
             </w:pPr>
             <w:r>
               <w:rPr>
-                <w:rFonts w:ascii="Calibri" w:cs="Calibri" w:eastAsia="Calibri" w:hAnsi="Calibri"/>
+                <w:rFonts w:ascii="Times New Roman" w:cs="Times New Roman" w:eastAsia="Times New Roman" w:hAnsi="Times New Roman"/>
                 <w:sz w:val="22"/>
                 <w:szCs w:val="22"/>
               </w:rPr>
@@ -1038,7 +1003,7 @@
             </w:pPr>
             <w:r>
               <w:rPr>
-                <w:rFonts w:ascii="Calibri" w:cs="Calibri" w:eastAsia="Calibri" w:hAnsi="Calibri"/>
+                <w:rFonts w:ascii="Times New Roman" w:cs="Times New Roman" w:eastAsia="Times New Roman" w:hAnsi="Times New Roman"/>
                 <w:sz w:val="22"/>
                 <w:szCs w:val="22"/>
               </w:rPr>
@@ -1051,7 +1016,7 @@
             </w:pPr>
             <w:r>
               <w:rPr>
-                <w:rFonts w:ascii="Calibri" w:cs="Calibri" w:eastAsia="Calibri" w:hAnsi="Calibri"/>
+                <w:rFonts w:ascii="Times New Roman" w:cs="Times New Roman" w:eastAsia="Times New Roman" w:hAnsi="Times New Roman"/>
                 <w:sz w:val="22"/>
                 <w:szCs w:val="22"/>
               </w:rPr>
@@ -1064,20 +1029,7 @@
             </w:pPr>
             <w:r>
               <w:rPr>
-                <w:rFonts w:ascii="Calibri" w:cs="Calibri" w:eastAsia="Calibri" w:hAnsi="Calibri"/>
-                <w:sz w:val="22"/>
-                <w:szCs w:val="22"/>
-              </w:rPr>
-              <w:t xml:space="preserve">Паспорт (для гражданина): ___________</w:t>
-            </w:r>
-          </w:p>
-          <w:p>
-            <w:pPr>
-              <w:jc w:val="left"/>
-            </w:pPr>
-            <w:r>
-              <w:rPr>
-                <w:rFonts w:ascii="Calibri" w:cs="Calibri" w:eastAsia="Calibri" w:hAnsi="Calibri"/>
+                <w:rFonts w:ascii="Times New Roman" w:cs="Times New Roman" w:eastAsia="Times New Roman" w:hAnsi="Times New Roman"/>
                 <w:sz w:val="22"/>
                 <w:szCs w:val="22"/>
               </w:rPr>
@@ -1090,7 +1042,7 @@
             </w:pPr>
             <w:r>
               <w:rPr>
-                <w:rFonts w:ascii="Calibri" w:cs="Calibri" w:eastAsia="Calibri" w:hAnsi="Calibri"/>
+                <w:rFonts w:ascii="Times New Roman" w:cs="Times New Roman" w:eastAsia="Times New Roman" w:hAnsi="Times New Roman"/>
                 <w:sz w:val="22"/>
                 <w:szCs w:val="22"/>
               </w:rPr>
@@ -1103,7 +1055,7 @@
             </w:pPr>
             <w:r>
               <w:rPr>
-                <w:rFonts w:ascii="Calibri" w:cs="Calibri" w:eastAsia="Calibri" w:hAnsi="Calibri"/>
+                <w:rFonts w:ascii="Times New Roman" w:cs="Times New Roman" w:eastAsia="Times New Roman" w:hAnsi="Times New Roman"/>
                 <w:sz w:val="22"/>
                 <w:szCs w:val="22"/>
               </w:rPr>
@@ -1116,7 +1068,7 @@
             </w:pPr>
             <w:r>
               <w:rPr>
-                <w:rFonts w:ascii="Calibri" w:cs="Calibri" w:eastAsia="Calibri" w:hAnsi="Calibri"/>
+                <w:rFonts w:ascii="Times New Roman" w:cs="Times New Roman" w:eastAsia="Times New Roman" w:hAnsi="Times New Roman"/>
                 <w:sz w:val="22"/>
                 <w:szCs w:val="22"/>
               </w:rPr>
@@ -1129,7 +1081,7 @@
             </w:pPr>
             <w:r>
               <w:rPr>
-                <w:rFonts w:ascii="Calibri" w:cs="Calibri" w:eastAsia="Calibri" w:hAnsi="Calibri"/>
+                <w:rFonts w:ascii="Times New Roman" w:cs="Times New Roman" w:eastAsia="Times New Roman" w:hAnsi="Times New Roman"/>
                 <w:sz w:val="22"/>
                 <w:szCs w:val="22"/>
               </w:rPr>
@@ -1142,7 +1094,7 @@
             </w:pPr>
             <w:r>
               <w:rPr>
-                <w:rFonts w:ascii="Calibri" w:cs="Calibri" w:eastAsia="Calibri" w:hAnsi="Calibri"/>
+                <w:rFonts w:ascii="Times New Roman" w:cs="Times New Roman" w:eastAsia="Times New Roman" w:hAnsi="Times New Roman"/>
                 <w:sz w:val="22"/>
                 <w:szCs w:val="22"/>
               </w:rPr>
@@ -1155,24 +1107,24 @@
             </w:pPr>
             <w:r>
               <w:rPr>
-                <w:rFonts w:ascii="Calibri" w:cs="Calibri" w:eastAsia="Calibri" w:hAnsi="Calibri"/>
-                <w:sz w:val="22"/>
-                <w:szCs w:val="22"/>
-              </w:rPr>
-              <w:t xml:space="preserve">________________ / {{client_director}}</w:t>
-            </w:r>
-          </w:p>
-          <w:p>
-            <w:pPr>
-              <w:jc w:val="left"/>
-            </w:pPr>
-            <w:r>
-              <w:rPr>
-                <w:rFonts w:ascii="Calibri" w:cs="Calibri" w:eastAsia="Calibri" w:hAnsi="Calibri"/>
-                <w:sz w:val="22"/>
-                <w:szCs w:val="22"/>
-              </w:rPr>
-              <w:t xml:space="preserve">(должность, подпись, расшифровка)     М. П. (при наличии)</w:t>
+                <w:rFonts w:ascii="Times New Roman" w:cs="Times New Roman" w:eastAsia="Times New Roman" w:hAnsi="Times New Roman"/>
+                <w:sz w:val="22"/>
+                <w:szCs w:val="22"/>
+              </w:rPr>
+              <w:t xml:space="preserve">_____________ / {{client_director}}</w:t>
+            </w:r>
+          </w:p>
+          <w:p>
+            <w:pPr>
+              <w:jc w:val="left"/>
+            </w:pPr>
+            <w:r>
+              <w:rPr>
+                <w:rFonts w:ascii="Times New Roman" w:cs="Times New Roman" w:eastAsia="Times New Roman" w:hAnsi="Times New Roman"/>
+                <w:sz w:val="22"/>
+                <w:szCs w:val="22"/>
+              </w:rPr>
+              <w:t xml:space="preserve">М. П. (при наличии)</w:t>
             </w:r>
           </w:p>
         </w:tc>
@@ -1192,7 +1144,7 @@
             </w:pPr>
             <w:r>
               <w:rPr>
-                <w:rFonts w:ascii="Calibri" w:cs="Calibri" w:eastAsia="Calibri" w:hAnsi="Calibri"/>
+                <w:rFonts w:ascii="Times New Roman" w:cs="Times New Roman" w:eastAsia="Times New Roman" w:hAnsi="Times New Roman"/>
                 <w:sz w:val="22"/>
                 <w:szCs w:val="22"/>
               </w:rPr>
@@ -1205,7 +1157,7 @@
             </w:pPr>
             <w:r>
               <w:rPr>
-                <w:rFonts w:ascii="Calibri" w:cs="Calibri" w:eastAsia="Calibri" w:hAnsi="Calibri"/>
+                <w:rFonts w:ascii="Times New Roman" w:cs="Times New Roman" w:eastAsia="Times New Roman" w:hAnsi="Times New Roman"/>
                 <w:sz w:val="22"/>
                 <w:szCs w:val="22"/>
               </w:rPr>
@@ -1218,7 +1170,7 @@
             </w:pPr>
             <w:r>
               <w:rPr>
-                <w:rFonts w:ascii="Calibri" w:cs="Calibri" w:eastAsia="Calibri" w:hAnsi="Calibri"/>
+                <w:rFonts w:ascii="Times New Roman" w:cs="Times New Roman" w:eastAsia="Times New Roman" w:hAnsi="Times New Roman"/>
                 <w:sz w:val="22"/>
                 <w:szCs w:val="22"/>
               </w:rPr>
@@ -1231,7 +1183,7 @@
             </w:pPr>
             <w:r>
               <w:rPr>
-                <w:rFonts w:ascii="Calibri" w:cs="Calibri" w:eastAsia="Calibri" w:hAnsi="Calibri"/>
+                <w:rFonts w:ascii="Times New Roman" w:cs="Times New Roman" w:eastAsia="Times New Roman" w:hAnsi="Times New Roman"/>
                 <w:sz w:val="22"/>
                 <w:szCs w:val="22"/>
               </w:rPr>
@@ -1244,20 +1196,7 @@
             </w:pPr>
             <w:r>
               <w:rPr>
-                <w:rFonts w:ascii="Calibri" w:cs="Calibri" w:eastAsia="Calibri" w:hAnsi="Calibri"/>
-                <w:sz w:val="22"/>
-                <w:szCs w:val="22"/>
-              </w:rPr>
-              <w:t xml:space="preserve">Паспорт (для гражданина): ___________</w:t>
-            </w:r>
-          </w:p>
-          <w:p>
-            <w:pPr>
-              <w:jc w:val="left"/>
-            </w:pPr>
-            <w:r>
-              <w:rPr>
-                <w:rFonts w:ascii="Calibri" w:cs="Calibri" w:eastAsia="Calibri" w:hAnsi="Calibri"/>
+                <w:rFonts w:ascii="Times New Roman" w:cs="Times New Roman" w:eastAsia="Times New Roman" w:hAnsi="Times New Roman"/>
                 <w:sz w:val="22"/>
                 <w:szCs w:val="22"/>
               </w:rPr>
@@ -1270,7 +1209,7 @@
             </w:pPr>
             <w:r>
               <w:rPr>
-                <w:rFonts w:ascii="Calibri" w:cs="Calibri" w:eastAsia="Calibri" w:hAnsi="Calibri"/>
+                <w:rFonts w:ascii="Times New Roman" w:cs="Times New Roman" w:eastAsia="Times New Roman" w:hAnsi="Times New Roman"/>
                 <w:sz w:val="22"/>
                 <w:szCs w:val="22"/>
               </w:rPr>
@@ -1283,7 +1222,7 @@
             </w:pPr>
             <w:r>
               <w:rPr>
-                <w:rFonts w:ascii="Calibri" w:cs="Calibri" w:eastAsia="Calibri" w:hAnsi="Calibri"/>
+                <w:rFonts w:ascii="Times New Roman" w:cs="Times New Roman" w:eastAsia="Times New Roman" w:hAnsi="Times New Roman"/>
                 <w:sz w:val="22"/>
                 <w:szCs w:val="22"/>
               </w:rPr>
@@ -1296,7 +1235,7 @@
             </w:pPr>
             <w:r>
               <w:rPr>
-                <w:rFonts w:ascii="Calibri" w:cs="Calibri" w:eastAsia="Calibri" w:hAnsi="Calibri"/>
+                <w:rFonts w:ascii="Times New Roman" w:cs="Times New Roman" w:eastAsia="Times New Roman" w:hAnsi="Times New Roman"/>
                 <w:sz w:val="22"/>
                 <w:szCs w:val="22"/>
               </w:rPr>
@@ -1309,7 +1248,7 @@
             </w:pPr>
             <w:r>
               <w:rPr>
-                <w:rFonts w:ascii="Calibri" w:cs="Calibri" w:eastAsia="Calibri" w:hAnsi="Calibri"/>
+                <w:rFonts w:ascii="Times New Roman" w:cs="Times New Roman" w:eastAsia="Times New Roman" w:hAnsi="Times New Roman"/>
                 <w:sz w:val="22"/>
                 <w:szCs w:val="22"/>
               </w:rPr>
@@ -1322,7 +1261,7 @@
             </w:pPr>
             <w:r>
               <w:rPr>
-                <w:rFonts w:ascii="Calibri" w:cs="Calibri" w:eastAsia="Calibri" w:hAnsi="Calibri"/>
+                <w:rFonts w:ascii="Times New Roman" w:cs="Times New Roman" w:eastAsia="Times New Roman" w:hAnsi="Times New Roman"/>
                 <w:sz w:val="22"/>
                 <w:szCs w:val="22"/>
               </w:rPr>
@@ -1335,24 +1274,24 @@
             </w:pPr>
             <w:r>
               <w:rPr>
-                <w:rFonts w:ascii="Calibri" w:cs="Calibri" w:eastAsia="Calibri" w:hAnsi="Calibri"/>
-                <w:sz w:val="22"/>
-                <w:szCs w:val="22"/>
-              </w:rPr>
-              <w:t xml:space="preserve">________________ / {{seller_director}}</w:t>
-            </w:r>
-          </w:p>
-          <w:p>
-            <w:pPr>
-              <w:jc w:val="left"/>
-            </w:pPr>
-            <w:r>
-              <w:rPr>
-                <w:rFonts w:ascii="Calibri" w:cs="Calibri" w:eastAsia="Calibri" w:hAnsi="Calibri"/>
-                <w:sz w:val="22"/>
-                <w:szCs w:val="22"/>
-              </w:rPr>
-              <w:t xml:space="preserve">(должность, подпись, расшифровка)     М. П. (при наличии)</w:t>
+                <w:rFonts w:ascii="Times New Roman" w:cs="Times New Roman" w:eastAsia="Times New Roman" w:hAnsi="Times New Roman"/>
+                <w:sz w:val="22"/>
+                <w:szCs w:val="22"/>
+              </w:rPr>
+              <w:t xml:space="preserve">_____________ / {{seller_director}}</w:t>
+            </w:r>
+          </w:p>
+          <w:p>
+            <w:pPr>
+              <w:jc w:val="left"/>
+            </w:pPr>
+            <w:r>
+              <w:rPr>
+                <w:rFonts w:ascii="Times New Roman" w:cs="Times New Roman" w:eastAsia="Times New Roman" w:hAnsi="Times New Roman"/>
+                <w:sz w:val="22"/>
+                <w:szCs w:val="22"/>
+              </w:rPr>
+              <w:t xml:space="preserve">М. П. (при наличии)</w:t>
             </w:r>
           </w:p>
         </w:tc>
@@ -1370,9 +1309,9 @@
       </w:pPr>
       <w:r>
         <w:rPr>
-          <w:rFonts w:ascii="Calibri" w:cs="Calibri" w:eastAsia="Calibri" w:hAnsi="Calibri"/>
-          <w:sz w:val="22"/>
-          <w:szCs w:val="22"/>
+          <w:rFonts w:ascii="Times New Roman" w:cs="Times New Roman" w:eastAsia="Times New Roman" w:hAnsi="Times New Roman"/>
+          <w:sz w:val="24"/>
+          <w:szCs w:val="24"/>
         </w:rPr>
         <w:t xml:space="preserve">Приложение № 1</w:t>
       </w:r>
@@ -1384,9 +1323,9 @@
       </w:pPr>
       <w:r>
         <w:rPr>
-          <w:rFonts w:ascii="Calibri" w:cs="Calibri" w:eastAsia="Calibri" w:hAnsi="Calibri"/>
-          <w:sz w:val="22"/>
-          <w:szCs w:val="22"/>
+          <w:rFonts w:ascii="Times New Roman" w:cs="Times New Roman" w:eastAsia="Times New Roman" w:hAnsi="Times New Roman"/>
+          <w:sz w:val="24"/>
+          <w:szCs w:val="24"/>
         </w:rPr>
         <w:t xml:space="preserve">к договору возмездного оказания услуг № {{number}} от {{date|long}}</w:t>
       </w:r>
@@ -1399,7 +1338,7 @@
       </w:pPr>
       <w:r>
         <w:rPr>
-          <w:rFonts w:ascii="Cambria" w:cs="Cambria" w:eastAsia="Cambria" w:hAnsi="Cambria"/>
+          <w:rFonts w:ascii="Times New Roman" w:cs="Times New Roman" w:eastAsia="Times New Roman" w:hAnsi="Times New Roman"/>
           <w:b/>
           <w:bCs/>
           <w:sz w:val="24"/>
@@ -1421,10 +1360,10 @@
         </w:tblBorders>
       </w:tblPr>
       <w:tblGrid>
-        <w:gridCol w:w="100"/>
-        <w:gridCol w:w="100"/>
-        <w:gridCol w:w="100"/>
-        <w:gridCol w:w="100"/>
+        <w:gridCol w:w="500"/>
+        <w:gridCol w:w="5000"/>
+        <w:gridCol w:w="2200"/>
+        <w:gridCol w:w="1500"/>
       </w:tblGrid>
       <w:tr>
         <w:trPr>
@@ -1446,11 +1385,11 @@
             </w:pPr>
             <w:r>
               <w:rPr>
-                <w:rFonts w:ascii="Calibri" w:cs="Calibri" w:eastAsia="Calibri" w:hAnsi="Calibri"/>
+                <w:rFonts w:ascii="Times New Roman" w:cs="Times New Roman" w:eastAsia="Times New Roman" w:hAnsi="Times New Roman"/>
                 <w:b/>
                 <w:bCs/>
-                <w:sz w:val="18"/>
-                <w:szCs w:val="18"/>
+                <w:sz w:val="20"/>
+                <w:szCs w:val="20"/>
               </w:rPr>
               <w:t xml:space="preserve">№</w:t>
             </w:r>
@@ -1472,11 +1411,11 @@
             </w:pPr>
             <w:r>
               <w:rPr>
-                <w:rFonts w:ascii="Calibri" w:cs="Calibri" w:eastAsia="Calibri" w:hAnsi="Calibri"/>
+                <w:rFonts w:ascii="Times New Roman" w:cs="Times New Roman" w:eastAsia="Times New Roman" w:hAnsi="Times New Roman"/>
                 <w:b/>
                 <w:bCs/>
-                <w:sz w:val="18"/>
-                <w:szCs w:val="18"/>
+                <w:sz w:val="20"/>
+                <w:szCs w:val="20"/>
               </w:rPr>
               <w:t xml:space="preserve">Услуга: содержание, объем, требования</w:t>
             </w:r>
@@ -1498,11 +1437,11 @@
             </w:pPr>
             <w:r>
               <w:rPr>
-                <w:rFonts w:ascii="Calibri" w:cs="Calibri" w:eastAsia="Calibri" w:hAnsi="Calibri"/>
+                <w:rFonts w:ascii="Times New Roman" w:cs="Times New Roman" w:eastAsia="Times New Roman" w:hAnsi="Times New Roman"/>
                 <w:b/>
                 <w:bCs/>
-                <w:sz w:val="18"/>
-                <w:szCs w:val="18"/>
+                <w:sz w:val="20"/>
+                <w:szCs w:val="20"/>
               </w:rPr>
               <w:t xml:space="preserve">Срок оказания</w:t>
             </w:r>
@@ -1524,11 +1463,11 @@
             </w:pPr>
             <w:r>
               <w:rPr>
-                <w:rFonts w:ascii="Calibri" w:cs="Calibri" w:eastAsia="Calibri" w:hAnsi="Calibri"/>
+                <w:rFonts w:ascii="Times New Roman" w:cs="Times New Roman" w:eastAsia="Times New Roman" w:hAnsi="Times New Roman"/>
                 <w:b/>
                 <w:bCs/>
-                <w:sz w:val="18"/>
-                <w:szCs w:val="18"/>
+                <w:sz w:val="20"/>
+                <w:szCs w:val="20"/>
               </w:rPr>
               <w:t xml:space="preserve">Стоимость, руб.</w:t>
             </w:r>
@@ -1552,9 +1491,9 @@
             </w:pPr>
             <w:r>
               <w:rPr>
-                <w:rFonts w:ascii="Calibri" w:cs="Calibri" w:eastAsia="Calibri" w:hAnsi="Calibri"/>
-                <w:sz w:val="18"/>
-                <w:szCs w:val="18"/>
+                <w:rFonts w:ascii="Times New Roman" w:cs="Times New Roman" w:eastAsia="Times New Roman" w:hAnsi="Times New Roman"/>
+                <w:sz w:val="20"/>
+                <w:szCs w:val="20"/>
               </w:rPr>
               <w:t xml:space="preserve">1</w:t>
             </w:r>
@@ -1576,9 +1515,9 @@
             </w:pPr>
             <w:r>
               <w:rPr>
-                <w:rFonts w:ascii="Calibri" w:cs="Calibri" w:eastAsia="Calibri" w:hAnsi="Calibri"/>
-                <w:sz w:val="18"/>
-                <w:szCs w:val="18"/>
+                <w:rFonts w:ascii="Times New Roman" w:cs="Times New Roman" w:eastAsia="Times New Roman" w:hAnsi="Times New Roman"/>
+                <w:sz w:val="20"/>
+                <w:szCs w:val="20"/>
               </w:rPr>
               <w:t xml:space="preserve">Услуги {{subject}}</w:t>
             </w:r>
@@ -1600,9 +1539,9 @@
             </w:pPr>
             <w:r>
               <w:rPr>
-                <w:rFonts w:ascii="Calibri" w:cs="Calibri" w:eastAsia="Calibri" w:hAnsi="Calibri"/>
-                <w:sz w:val="18"/>
-                <w:szCs w:val="18"/>
+                <w:rFonts w:ascii="Times New Roman" w:cs="Times New Roman" w:eastAsia="Times New Roman" w:hAnsi="Times New Roman"/>
+                <w:sz w:val="20"/>
+                <w:szCs w:val="20"/>
               </w:rPr>
               <w:t xml:space="preserve">до {{end_date}}</w:t>
             </w:r>
@@ -1624,9 +1563,9 @@
             </w:pPr>
             <w:r>
               <w:rPr>
-                <w:rFonts w:ascii="Calibri" w:cs="Calibri" w:eastAsia="Calibri" w:hAnsi="Calibri"/>
-                <w:sz w:val="18"/>
-                <w:szCs w:val="18"/>
+                <w:rFonts w:ascii="Times New Roman" w:cs="Times New Roman" w:eastAsia="Times New Roman" w:hAnsi="Times New Roman"/>
+                <w:sz w:val="20"/>
+                <w:szCs w:val="20"/>
               </w:rPr>
               <w:t xml:space="preserve">{{total}}</w:t>
             </w:r>
@@ -1646,15 +1585,15 @@
           </w:tcPr>
           <w:p>
             <w:pPr>
-              <w:jc w:val="center"/>
-            </w:pPr>
-            <w:r>
-              <w:rPr>
-                <w:rFonts w:ascii="Calibri" w:cs="Calibri" w:eastAsia="Calibri" w:hAnsi="Calibri"/>
-                <w:sz w:val="18"/>
-                <w:szCs w:val="18"/>
-              </w:rPr>
-              <w:t xml:space="preserve">2</w:t>
+              <w:jc w:val="left"/>
+            </w:pPr>
+            <w:r>
+              <w:rPr>
+                <w:rFonts w:ascii="Times New Roman" w:cs="Times New Roman" w:eastAsia="Times New Roman" w:hAnsi="Times New Roman"/>
+                <w:sz w:val="20"/>
+                <w:szCs w:val="20"/>
+              </w:rPr>
+              <w:t xml:space="preserve"/>
             </w:r>
           </w:p>
         </w:tc>
@@ -1674,207 +1613,11 @@
             </w:pPr>
             <w:r>
               <w:rPr>
-                <w:rFonts w:ascii="Calibri" w:cs="Calibri" w:eastAsia="Calibri" w:hAnsi="Calibri"/>
-                <w:sz w:val="18"/>
-                <w:szCs w:val="18"/>
-              </w:rPr>
-              <w:t xml:space="preserve">________________________________________</w:t>
-            </w:r>
-          </w:p>
-        </w:tc>
-        <w:tc>
-          <w:tcPr>
-            <w:tcW w:type="dxa" w:w="2200"/>
-            <w:tcMar>
-              <w:top w:type="dxa" w:w="50"/>
-              <w:left w:type="dxa" w:w="80"/>
-              <w:bottom w:type="dxa" w:w="50"/>
-              <w:right w:type="dxa" w:w="80"/>
-            </w:tcMar>
-          </w:tcPr>
-          <w:p>
-            <w:pPr>
-              <w:jc w:val="left"/>
-            </w:pPr>
-            <w:r>
-              <w:rPr>
-                <w:rFonts w:ascii="Calibri" w:cs="Calibri" w:eastAsia="Calibri" w:hAnsi="Calibri"/>
-                <w:sz w:val="18"/>
-                <w:szCs w:val="18"/>
-              </w:rPr>
-              <w:t xml:space="preserve">до ___________</w:t>
-            </w:r>
-          </w:p>
-        </w:tc>
-        <w:tc>
-          <w:tcPr>
-            <w:tcW w:type="dxa" w:w="1500"/>
-            <w:tcMar>
-              <w:top w:type="dxa" w:w="50"/>
-              <w:left w:type="dxa" w:w="80"/>
-              <w:bottom w:type="dxa" w:w="50"/>
-              <w:right w:type="dxa" w:w="80"/>
-            </w:tcMar>
-          </w:tcPr>
-          <w:p>
-            <w:pPr>
-              <w:jc w:val="center"/>
-            </w:pPr>
-            <w:r>
-              <w:rPr>
-                <w:rFonts w:ascii="Calibri" w:cs="Calibri" w:eastAsia="Calibri" w:hAnsi="Calibri"/>
-                <w:sz w:val="18"/>
-                <w:szCs w:val="18"/>
-              </w:rPr>
-              <w:t xml:space="preserve">__________</w:t>
-            </w:r>
-          </w:p>
-        </w:tc>
-      </w:tr>
-      <w:tr>
-        <w:tc>
-          <w:tcPr>
-            <w:tcW w:type="dxa" w:w="500"/>
-            <w:tcMar>
-              <w:top w:type="dxa" w:w="50"/>
-              <w:left w:type="dxa" w:w="80"/>
-              <w:bottom w:type="dxa" w:w="50"/>
-              <w:right w:type="dxa" w:w="80"/>
-            </w:tcMar>
-          </w:tcPr>
-          <w:p>
-            <w:pPr>
-              <w:jc w:val="center"/>
-            </w:pPr>
-            <w:r>
-              <w:rPr>
-                <w:rFonts w:ascii="Calibri" w:cs="Calibri" w:eastAsia="Calibri" w:hAnsi="Calibri"/>
-                <w:sz w:val="18"/>
-                <w:szCs w:val="18"/>
-              </w:rPr>
-              <w:t xml:space="preserve">3</w:t>
-            </w:r>
-          </w:p>
-        </w:tc>
-        <w:tc>
-          <w:tcPr>
-            <w:tcW w:type="dxa" w:w="5000"/>
-            <w:tcMar>
-              <w:top w:type="dxa" w:w="50"/>
-              <w:left w:type="dxa" w:w="80"/>
-              <w:bottom w:type="dxa" w:w="50"/>
-              <w:right w:type="dxa" w:w="80"/>
-            </w:tcMar>
-          </w:tcPr>
-          <w:p>
-            <w:pPr>
-              <w:jc w:val="left"/>
-            </w:pPr>
-            <w:r>
-              <w:rPr>
-                <w:rFonts w:ascii="Calibri" w:cs="Calibri" w:eastAsia="Calibri" w:hAnsi="Calibri"/>
-                <w:sz w:val="18"/>
-                <w:szCs w:val="18"/>
-              </w:rPr>
-              <w:t xml:space="preserve">________________________________________</w:t>
-            </w:r>
-          </w:p>
-        </w:tc>
-        <w:tc>
-          <w:tcPr>
-            <w:tcW w:type="dxa" w:w="2200"/>
-            <w:tcMar>
-              <w:top w:type="dxa" w:w="50"/>
-              <w:left w:type="dxa" w:w="80"/>
-              <w:bottom w:type="dxa" w:w="50"/>
-              <w:right w:type="dxa" w:w="80"/>
-            </w:tcMar>
-          </w:tcPr>
-          <w:p>
-            <w:pPr>
-              <w:jc w:val="left"/>
-            </w:pPr>
-            <w:r>
-              <w:rPr>
-                <w:rFonts w:ascii="Calibri" w:cs="Calibri" w:eastAsia="Calibri" w:hAnsi="Calibri"/>
-                <w:sz w:val="18"/>
-                <w:szCs w:val="18"/>
-              </w:rPr>
-              <w:t xml:space="preserve">до ___________</w:t>
-            </w:r>
-          </w:p>
-        </w:tc>
-        <w:tc>
-          <w:tcPr>
-            <w:tcW w:type="dxa" w:w="1500"/>
-            <w:tcMar>
-              <w:top w:type="dxa" w:w="50"/>
-              <w:left w:type="dxa" w:w="80"/>
-              <w:bottom w:type="dxa" w:w="50"/>
-              <w:right w:type="dxa" w:w="80"/>
-            </w:tcMar>
-          </w:tcPr>
-          <w:p>
-            <w:pPr>
-              <w:jc w:val="center"/>
-            </w:pPr>
-            <w:r>
-              <w:rPr>
-                <w:rFonts w:ascii="Calibri" w:cs="Calibri" w:eastAsia="Calibri" w:hAnsi="Calibri"/>
-                <w:sz w:val="18"/>
-                <w:szCs w:val="18"/>
-              </w:rPr>
-              <w:t xml:space="preserve">__________</w:t>
-            </w:r>
-          </w:p>
-        </w:tc>
-      </w:tr>
-      <w:tr>
-        <w:tc>
-          <w:tcPr>
-            <w:tcW w:type="dxa" w:w="500"/>
-            <w:tcMar>
-              <w:top w:type="dxa" w:w="50"/>
-              <w:left w:type="dxa" w:w="80"/>
-              <w:bottom w:type="dxa" w:w="50"/>
-              <w:right w:type="dxa" w:w="80"/>
-            </w:tcMar>
-          </w:tcPr>
-          <w:p>
-            <w:pPr>
-              <w:jc w:val="left"/>
-            </w:pPr>
-            <w:r>
-              <w:rPr>
-                <w:rFonts w:ascii="Calibri" w:cs="Calibri" w:eastAsia="Calibri" w:hAnsi="Calibri"/>
-                <w:sz w:val="18"/>
-                <w:szCs w:val="18"/>
-              </w:rPr>
-              <w:t xml:space="preserve"/>
-            </w:r>
-          </w:p>
-        </w:tc>
-        <w:tc>
-          <w:tcPr>
-            <w:tcW w:type="dxa" w:w="5000"/>
-            <w:tcMar>
-              <w:top w:type="dxa" w:w="50"/>
-              <w:left w:type="dxa" w:w="80"/>
-              <w:bottom w:type="dxa" w:w="50"/>
-              <w:right w:type="dxa" w:w="80"/>
-            </w:tcMar>
-          </w:tcPr>
-          <w:p>
-            <w:pPr>
-              <w:jc w:val="left"/>
-            </w:pPr>
-            <w:r>
-              <w:rPr>
-                <w:rFonts w:ascii="Calibri" w:cs="Calibri" w:eastAsia="Calibri" w:hAnsi="Calibri"/>
+                <w:rFonts w:ascii="Times New Roman" w:cs="Times New Roman" w:eastAsia="Times New Roman" w:hAnsi="Times New Roman"/>
                 <w:b/>
                 <w:bCs/>
-                <w:sz w:val="18"/>
-                <w:szCs w:val="18"/>
+                <w:sz w:val="20"/>
+                <w:szCs w:val="20"/>
               </w:rPr>
               <w:t xml:space="preserve">Итого</w:t>
             </w:r>
@@ -1896,9 +1639,9 @@
             </w:pPr>
             <w:r>
               <w:rPr>
-                <w:rFonts w:ascii="Calibri" w:cs="Calibri" w:eastAsia="Calibri" w:hAnsi="Calibri"/>
-                <w:sz w:val="18"/>
-                <w:szCs w:val="18"/>
+                <w:rFonts w:ascii="Times New Roman" w:cs="Times New Roman" w:eastAsia="Times New Roman" w:hAnsi="Times New Roman"/>
+                <w:sz w:val="20"/>
+                <w:szCs w:val="20"/>
               </w:rPr>
               <w:t xml:space="preserve"/>
             </w:r>
@@ -1920,11 +1663,11 @@
             </w:pPr>
             <w:r>
               <w:rPr>
-                <w:rFonts w:ascii="Calibri" w:cs="Calibri" w:eastAsia="Calibri" w:hAnsi="Calibri"/>
+                <w:rFonts w:ascii="Times New Roman" w:cs="Times New Roman" w:eastAsia="Times New Roman" w:hAnsi="Times New Roman"/>
                 <w:b/>
                 <w:bCs/>
-                <w:sz w:val="18"/>
-                <w:szCs w:val="18"/>
+                <w:sz w:val="20"/>
+                <w:szCs w:val="20"/>
               </w:rPr>
               <w:t xml:space="preserve">{{total}}</w:t>
             </w:r>
@@ -1944,9 +1687,9 @@
       </w:pPr>
       <w:r>
         <w:rPr>
-          <w:rFonts w:ascii="Calibri" w:cs="Calibri" w:eastAsia="Calibri" w:hAnsi="Calibri"/>
-          <w:sz w:val="22"/>
-          <w:szCs w:val="22"/>
+          <w:rFonts w:ascii="Times New Roman" w:cs="Times New Roman" w:eastAsia="Times New Roman" w:hAnsi="Times New Roman"/>
+          <w:sz w:val="24"/>
+          <w:szCs w:val="24"/>
         </w:rPr>
         <w:t xml:space="preserve">1. НДС: {{vat}} (как в п. 4.1 Договора).</w:t>
       </w:r>
@@ -1958,9 +1701,9 @@
       </w:pPr>
       <w:r>
         <w:rPr>
-          <w:rFonts w:ascii="Calibri" w:cs="Calibri" w:eastAsia="Calibri" w:hAnsi="Calibri"/>
-          <w:sz w:val="22"/>
-          <w:szCs w:val="22"/>
+          <w:rFonts w:ascii="Times New Roman" w:cs="Times New Roman" w:eastAsia="Times New Roman" w:hAnsi="Times New Roman"/>
+          <w:sz w:val="24"/>
+          <w:szCs w:val="24"/>
         </w:rPr>
         <w:t xml:space="preserve">2. Требования к качеству Услуг и к отчету об оказанных Услугах (если отчет нужен): {{requirements}}.</w:t>
       </w:r>
@@ -1972,9 +1715,9 @@
       </w:pPr>
       <w:r>
         <w:rPr>
-          <w:rFonts w:ascii="Calibri" w:cs="Calibri" w:eastAsia="Calibri" w:hAnsi="Calibri"/>
-          <w:sz w:val="22"/>
-          <w:szCs w:val="22"/>
+          <w:rFonts w:ascii="Times New Roman" w:cs="Times New Roman" w:eastAsia="Times New Roman" w:hAnsi="Times New Roman"/>
+          <w:sz w:val="24"/>
+          <w:szCs w:val="24"/>
         </w:rPr>
         <w:t xml:space="preserve">3. Сведения, документы и доступы, которые передает Заказчик (п. 3.2.1 Договора): {{client_materials}}.</w:t>
       </w:r>
@@ -1986,9 +1729,9 @@
       </w:pPr>
       <w:r>
         <w:rPr>
-          <w:rFonts w:ascii="Calibri" w:cs="Calibri" w:eastAsia="Calibri" w:hAnsi="Calibri"/>
-          <w:sz w:val="22"/>
-          <w:szCs w:val="22"/>
+          <w:rFonts w:ascii="Times New Roman" w:cs="Times New Roman" w:eastAsia="Times New Roman" w:hAnsi="Times New Roman"/>
+          <w:sz w:val="24"/>
+          <w:szCs w:val="24"/>
         </w:rPr>
         <w:t xml:space="preserve">4. Расходы Исполнителя, возмещаемые сверх стоимости Услуг, и порядок их подтверждения: {{expenses}}.</w:t>
       </w:r>
@@ -2011,8 +1754,8 @@
         </w:tblBorders>
       </w:tblPr>
       <w:tblGrid>
-        <w:gridCol w:w="100"/>
-        <w:gridCol w:w="100"/>
+        <w:gridCol w:w="4600"/>
+        <w:gridCol w:w="4600"/>
       </w:tblGrid>
       <w:tr>
         <w:tc>
@@ -2031,7 +1774,7 @@
             </w:pPr>
             <w:r>
               <w:rPr>
-                <w:rFonts w:ascii="Calibri" w:cs="Calibri" w:eastAsia="Calibri" w:hAnsi="Calibri"/>
+                <w:rFonts w:ascii="Times New Roman" w:cs="Times New Roman" w:eastAsia="Times New Roman" w:hAnsi="Times New Roman"/>
                 <w:sz w:val="22"/>
                 <w:szCs w:val="22"/>
               </w:rPr>
@@ -2044,7 +1787,7 @@
             </w:pPr>
             <w:r>
               <w:rPr>
-                <w:rFonts w:ascii="Calibri" w:cs="Calibri" w:eastAsia="Calibri" w:hAnsi="Calibri"/>
+                <w:rFonts w:ascii="Times New Roman" w:cs="Times New Roman" w:eastAsia="Times New Roman" w:hAnsi="Times New Roman"/>
                 <w:sz w:val="22"/>
                 <w:szCs w:val="22"/>
               </w:rPr>
@@ -2057,11 +1800,11 @@
             </w:pPr>
             <w:r>
               <w:rPr>
-                <w:rFonts w:ascii="Calibri" w:cs="Calibri" w:eastAsia="Calibri" w:hAnsi="Calibri"/>
-                <w:sz w:val="22"/>
-                <w:szCs w:val="22"/>
-              </w:rPr>
-              <w:t xml:space="preserve">________________ / {{client_director}}</w:t>
+                <w:rFonts w:ascii="Times New Roman" w:cs="Times New Roman" w:eastAsia="Times New Roman" w:hAnsi="Times New Roman"/>
+                <w:sz w:val="22"/>
+                <w:szCs w:val="22"/>
+              </w:rPr>
+              <w:t xml:space="preserve">_____________ / {{client_director}}</w:t>
             </w:r>
           </w:p>
         </w:tc>
@@ -2081,7 +1824,7 @@
             </w:pPr>
             <w:r>
               <w:rPr>
-                <w:rFonts w:ascii="Calibri" w:cs="Calibri" w:eastAsia="Calibri" w:hAnsi="Calibri"/>
+                <w:rFonts w:ascii="Times New Roman" w:cs="Times New Roman" w:eastAsia="Times New Roman" w:hAnsi="Times New Roman"/>
                 <w:sz w:val="22"/>
                 <w:szCs w:val="22"/>
               </w:rPr>
@@ -2094,7 +1837,7 @@
             </w:pPr>
             <w:r>
               <w:rPr>
-                <w:rFonts w:ascii="Calibri" w:cs="Calibri" w:eastAsia="Calibri" w:hAnsi="Calibri"/>
+                <w:rFonts w:ascii="Times New Roman" w:cs="Times New Roman" w:eastAsia="Times New Roman" w:hAnsi="Times New Roman"/>
                 <w:sz w:val="22"/>
                 <w:szCs w:val="22"/>
               </w:rPr>
@@ -2107,11 +1850,11 @@
             </w:pPr>
             <w:r>
               <w:rPr>
-                <w:rFonts w:ascii="Calibri" w:cs="Calibri" w:eastAsia="Calibri" w:hAnsi="Calibri"/>
-                <w:sz w:val="22"/>
-                <w:szCs w:val="22"/>
-              </w:rPr>
-              <w:t xml:space="preserve">________________ / {{seller_director}}</w:t>
+                <w:rFonts w:ascii="Times New Roman" w:cs="Times New Roman" w:eastAsia="Times New Roman" w:hAnsi="Times New Roman"/>
+                <w:sz w:val="22"/>
+                <w:szCs w:val="22"/>
+              </w:rPr>
+              <w:t xml:space="preserve">_____________ / {{seller_director}}</w:t>
             </w:r>
           </w:p>
         </w:tc>
@@ -2129,9 +1872,9 @@
       </w:pPr>
       <w:r>
         <w:rPr>
-          <w:rFonts w:ascii="Calibri" w:cs="Calibri" w:eastAsia="Calibri" w:hAnsi="Calibri"/>
-          <w:sz w:val="22"/>
-          <w:szCs w:val="22"/>
+          <w:rFonts w:ascii="Times New Roman" w:cs="Times New Roman" w:eastAsia="Times New Roman" w:hAnsi="Times New Roman"/>
+          <w:sz w:val="24"/>
+          <w:szCs w:val="24"/>
         </w:rPr>
         <w:t xml:space="preserve">Приложение № 2</w:t>
       </w:r>
@@ -2143,9 +1886,9 @@
       </w:pPr>
       <w:r>
         <w:rPr>
-          <w:rFonts w:ascii="Calibri" w:cs="Calibri" w:eastAsia="Calibri" w:hAnsi="Calibri"/>
-          <w:sz w:val="22"/>
-          <w:szCs w:val="22"/>
+          <w:rFonts w:ascii="Times New Roman" w:cs="Times New Roman" w:eastAsia="Times New Roman" w:hAnsi="Times New Roman"/>
+          <w:sz w:val="24"/>
+          <w:szCs w:val="24"/>
         </w:rPr>
         <w:t xml:space="preserve">к договору возмездного оказания услуг № {{number}} от {{date|long}}</w:t>
       </w:r>
@@ -2157,11 +1900,11 @@
       </w:pPr>
       <w:r>
         <w:rPr>
-          <w:rFonts w:ascii="Calibri" w:cs="Calibri" w:eastAsia="Calibri" w:hAnsi="Calibri"/>
+          <w:rFonts w:ascii="Times New Roman" w:cs="Times New Roman" w:eastAsia="Times New Roman" w:hAnsi="Times New Roman"/>
           <w:b/>
           <w:bCs/>
-          <w:sz w:val="22"/>
-          <w:szCs w:val="22"/>
+          <w:sz w:val="24"/>
+          <w:szCs w:val="24"/>
         </w:rPr>
         <w:t xml:space="preserve">ФОРМА</w:t>
       </w:r>
@@ -2174,7 +1917,7 @@
       </w:pPr>
       <w:r>
         <w:rPr>
-          <w:rFonts w:ascii="Cambria" w:cs="Cambria" w:eastAsia="Cambria" w:hAnsi="Cambria"/>
+          <w:rFonts w:ascii="Times New Roman" w:cs="Times New Roman" w:eastAsia="Times New Roman" w:hAnsi="Times New Roman"/>
           <w:b/>
           <w:bCs/>
           <w:sz w:val="24"/>
@@ -2190,11 +1933,11 @@
       </w:pPr>
       <w:r>
         <w:rPr>
-          <w:rFonts w:ascii="Calibri" w:cs="Calibri" w:eastAsia="Calibri" w:hAnsi="Calibri"/>
+          <w:rFonts w:ascii="Times New Roman" w:cs="Times New Roman" w:eastAsia="Times New Roman" w:hAnsi="Times New Roman"/>
           <w:b/>
           <w:bCs/>
-          <w:sz w:val="22"/>
-          <w:szCs w:val="22"/>
+          <w:sz w:val="24"/>
+          <w:szCs w:val="24"/>
         </w:rPr>
         <w:t xml:space="preserve">оказанных услуг</w:t>
       </w:r>
@@ -2206,9 +1949,9 @@
       </w:pPr>
       <w:r>
         <w:rPr>
-          <w:rFonts w:ascii="Calibri" w:cs="Calibri" w:eastAsia="Calibri" w:hAnsi="Calibri"/>
-          <w:sz w:val="22"/>
-          <w:szCs w:val="22"/>
+          <w:rFonts w:ascii="Times New Roman" w:cs="Times New Roman" w:eastAsia="Times New Roman" w:hAnsi="Times New Roman"/>
+          <w:sz w:val="24"/>
+          <w:szCs w:val="24"/>
         </w:rPr>
         <w:t xml:space="preserve">г. {{city}}        «____» ______________ 20____ г.</w:t>
       </w:r>
@@ -2220,9 +1963,9 @@
       </w:pPr>
       <w:r>
         <w:rPr>
-          <w:rFonts w:ascii="Calibri" w:cs="Calibri" w:eastAsia="Calibri" w:hAnsi="Calibri"/>
-          <w:sz w:val="22"/>
-          <w:szCs w:val="22"/>
+          <w:rFonts w:ascii="Times New Roman" w:cs="Times New Roman" w:eastAsia="Times New Roman" w:hAnsi="Times New Roman"/>
+          <w:sz w:val="24"/>
+          <w:szCs w:val="24"/>
         </w:rPr>
         <w:t xml:space="preserve">Заказчик {{client_name}} и Исполнитель {{seller_name}} составили настоящий акт к договору возмездного оказания услуг № {{number}} от {{date|long}} (далее — Договор) о нижеследующем.</w:t>
       </w:r>
@@ -2234,9 +1977,9 @@
       </w:pPr>
       <w:r>
         <w:rPr>
-          <w:rFonts w:ascii="Calibri" w:cs="Calibri" w:eastAsia="Calibri" w:hAnsi="Calibri"/>
-          <w:sz w:val="22"/>
-          <w:szCs w:val="22"/>
+          <w:rFonts w:ascii="Times New Roman" w:cs="Times New Roman" w:eastAsia="Times New Roman" w:hAnsi="Times New Roman"/>
+          <w:sz w:val="24"/>
+          <w:szCs w:val="24"/>
         </w:rPr>
         <w:t xml:space="preserve">1. Исполнитель оказал, а Заказчик принял следующие Услуги:</w:t>
       </w:r>
@@ -2254,10 +1997,10 @@
         </w:tblBorders>
       </w:tblPr>
       <w:tblGrid>
-        <w:gridCol w:w="100"/>
-        <w:gridCol w:w="100"/>
-        <w:gridCol w:w="100"/>
-        <w:gridCol w:w="100"/>
+        <w:gridCol w:w="500"/>
+        <w:gridCol w:w="5000"/>
+        <w:gridCol w:w="2200"/>
+        <w:gridCol w:w="1500"/>
       </w:tblGrid>
       <w:tr>
         <w:trPr>
@@ -2279,11 +2022,11 @@
             </w:pPr>
             <w:r>
               <w:rPr>
-                <w:rFonts w:ascii="Calibri" w:cs="Calibri" w:eastAsia="Calibri" w:hAnsi="Calibri"/>
+                <w:rFonts w:ascii="Times New Roman" w:cs="Times New Roman" w:eastAsia="Times New Roman" w:hAnsi="Times New Roman"/>
                 <w:b/>
                 <w:bCs/>
-                <w:sz w:val="18"/>
-                <w:szCs w:val="18"/>
+                <w:sz w:val="20"/>
+                <w:szCs w:val="20"/>
               </w:rPr>
               <w:t xml:space="preserve">№</w:t>
             </w:r>
@@ -2305,11 +2048,11 @@
             </w:pPr>
             <w:r>
               <w:rPr>
-                <w:rFonts w:ascii="Calibri" w:cs="Calibri" w:eastAsia="Calibri" w:hAnsi="Calibri"/>
+                <w:rFonts w:ascii="Times New Roman" w:cs="Times New Roman" w:eastAsia="Times New Roman" w:hAnsi="Times New Roman"/>
                 <w:b/>
                 <w:bCs/>
-                <w:sz w:val="18"/>
-                <w:szCs w:val="18"/>
+                <w:sz w:val="20"/>
+                <w:szCs w:val="20"/>
               </w:rPr>
               <w:t xml:space="preserve">Услуга (этап) по Приложению № 1</w:t>
             </w:r>
@@ -2331,11 +2074,11 @@
             </w:pPr>
             <w:r>
               <w:rPr>
-                <w:rFonts w:ascii="Calibri" w:cs="Calibri" w:eastAsia="Calibri" w:hAnsi="Calibri"/>
+                <w:rFonts w:ascii="Times New Roman" w:cs="Times New Roman" w:eastAsia="Times New Roman" w:hAnsi="Times New Roman"/>
                 <w:b/>
                 <w:bCs/>
-                <w:sz w:val="18"/>
-                <w:szCs w:val="18"/>
+                <w:sz w:val="20"/>
+                <w:szCs w:val="20"/>
               </w:rPr>
               <w:t xml:space="preserve">Период / дата оказания</w:t>
             </w:r>
@@ -2357,11 +2100,11 @@
             </w:pPr>
             <w:r>
               <w:rPr>
-                <w:rFonts w:ascii="Calibri" w:cs="Calibri" w:eastAsia="Calibri" w:hAnsi="Calibri"/>
+                <w:rFonts w:ascii="Times New Roman" w:cs="Times New Roman" w:eastAsia="Times New Roman" w:hAnsi="Times New Roman"/>
                 <w:b/>
                 <w:bCs/>
-                <w:sz w:val="18"/>
-                <w:szCs w:val="18"/>
+                <w:sz w:val="20"/>
+                <w:szCs w:val="20"/>
               </w:rPr>
               <w:t xml:space="preserve">Стоимость, руб.</w:t>
             </w:r>
@@ -2385,9 +2128,9 @@
             </w:pPr>
             <w:r>
               <w:rPr>
-                <w:rFonts w:ascii="Calibri" w:cs="Calibri" w:eastAsia="Calibri" w:hAnsi="Calibri"/>
-                <w:sz w:val="18"/>
-                <w:szCs w:val="18"/>
+                <w:rFonts w:ascii="Times New Roman" w:cs="Times New Roman" w:eastAsia="Times New Roman" w:hAnsi="Times New Roman"/>
+                <w:sz w:val="20"/>
+                <w:szCs w:val="20"/>
               </w:rPr>
               <w:t xml:space="preserve">1</w:t>
             </w:r>
@@ -2409,9 +2152,9 @@
             </w:pPr>
             <w:r>
               <w:rPr>
-                <w:rFonts w:ascii="Calibri" w:cs="Calibri" w:eastAsia="Calibri" w:hAnsi="Calibri"/>
-                <w:sz w:val="18"/>
-                <w:szCs w:val="18"/>
+                <w:rFonts w:ascii="Times New Roman" w:cs="Times New Roman" w:eastAsia="Times New Roman" w:hAnsi="Times New Roman"/>
+                <w:sz w:val="20"/>
+                <w:szCs w:val="20"/>
               </w:rPr>
               <w:t xml:space="preserve">________________________________________</w:t>
             </w:r>
@@ -2433,9 +2176,9 @@
             </w:pPr>
             <w:r>
               <w:rPr>
-                <w:rFonts w:ascii="Calibri" w:cs="Calibri" w:eastAsia="Calibri" w:hAnsi="Calibri"/>
-                <w:sz w:val="18"/>
-                <w:szCs w:val="18"/>
+                <w:rFonts w:ascii="Times New Roman" w:cs="Times New Roman" w:eastAsia="Times New Roman" w:hAnsi="Times New Roman"/>
+                <w:sz w:val="20"/>
+                <w:szCs w:val="20"/>
               </w:rPr>
               <w:t xml:space="preserve">______________</w:t>
             </w:r>
@@ -2457,9 +2200,9 @@
             </w:pPr>
             <w:r>
               <w:rPr>
-                <w:rFonts w:ascii="Calibri" w:cs="Calibri" w:eastAsia="Calibri" w:hAnsi="Calibri"/>
-                <w:sz w:val="18"/>
-                <w:szCs w:val="18"/>
+                <w:rFonts w:ascii="Times New Roman" w:cs="Times New Roman" w:eastAsia="Times New Roman" w:hAnsi="Times New Roman"/>
+                <w:sz w:val="20"/>
+                <w:szCs w:val="20"/>
               </w:rPr>
               <w:t xml:space="preserve"/>
             </w:r>
@@ -2483,9 +2226,9 @@
             </w:pPr>
             <w:r>
               <w:rPr>
-                <w:rFonts w:ascii="Calibri" w:cs="Calibri" w:eastAsia="Calibri" w:hAnsi="Calibri"/>
-                <w:sz w:val="18"/>
-                <w:szCs w:val="18"/>
+                <w:rFonts w:ascii="Times New Roman" w:cs="Times New Roman" w:eastAsia="Times New Roman" w:hAnsi="Times New Roman"/>
+                <w:sz w:val="20"/>
+                <w:szCs w:val="20"/>
               </w:rPr>
               <w:t xml:space="preserve">2</w:t>
             </w:r>
@@ -2507,9 +2250,9 @@
             </w:pPr>
             <w:r>
               <w:rPr>
-                <w:rFonts w:ascii="Calibri" w:cs="Calibri" w:eastAsia="Calibri" w:hAnsi="Calibri"/>
-                <w:sz w:val="18"/>
-                <w:szCs w:val="18"/>
+                <w:rFonts w:ascii="Times New Roman" w:cs="Times New Roman" w:eastAsia="Times New Roman" w:hAnsi="Times New Roman"/>
+                <w:sz w:val="20"/>
+                <w:szCs w:val="20"/>
               </w:rPr>
               <w:t xml:space="preserve">________________________________________</w:t>
             </w:r>
@@ -2531,9 +2274,9 @@
             </w:pPr>
             <w:r>
               <w:rPr>
-                <w:rFonts w:ascii="Calibri" w:cs="Calibri" w:eastAsia="Calibri" w:hAnsi="Calibri"/>
-                <w:sz w:val="18"/>
-                <w:szCs w:val="18"/>
+                <w:rFonts w:ascii="Times New Roman" w:cs="Times New Roman" w:eastAsia="Times New Roman" w:hAnsi="Times New Roman"/>
+                <w:sz w:val="20"/>
+                <w:szCs w:val="20"/>
               </w:rPr>
               <w:t xml:space="preserve">______________</w:t>
             </w:r>
@@ -2555,9 +2298,9 @@
             </w:pPr>
             <w:r>
               <w:rPr>
-                <w:rFonts w:ascii="Calibri" w:cs="Calibri" w:eastAsia="Calibri" w:hAnsi="Calibri"/>
-                <w:sz w:val="18"/>
-                <w:szCs w:val="18"/>
+                <w:rFonts w:ascii="Times New Roman" w:cs="Times New Roman" w:eastAsia="Times New Roman" w:hAnsi="Times New Roman"/>
+                <w:sz w:val="20"/>
+                <w:szCs w:val="20"/>
               </w:rPr>
               <w:t xml:space="preserve"/>
             </w:r>
@@ -2581,9 +2324,9 @@
             </w:pPr>
             <w:r>
               <w:rPr>
-                <w:rFonts w:ascii="Calibri" w:cs="Calibri" w:eastAsia="Calibri" w:hAnsi="Calibri"/>
-                <w:sz w:val="18"/>
-                <w:szCs w:val="18"/>
+                <w:rFonts w:ascii="Times New Roman" w:cs="Times New Roman" w:eastAsia="Times New Roman" w:hAnsi="Times New Roman"/>
+                <w:sz w:val="20"/>
+                <w:szCs w:val="20"/>
               </w:rPr>
               <w:t xml:space="preserve"/>
             </w:r>
@@ -2605,11 +2348,11 @@
             </w:pPr>
             <w:r>
               <w:rPr>
-                <w:rFonts w:ascii="Calibri" w:cs="Calibri" w:eastAsia="Calibri" w:hAnsi="Calibri"/>
+                <w:rFonts w:ascii="Times New Roman" w:cs="Times New Roman" w:eastAsia="Times New Roman" w:hAnsi="Times New Roman"/>
                 <w:b/>
                 <w:bCs/>
-                <w:sz w:val="18"/>
-                <w:szCs w:val="18"/>
+                <w:sz w:val="20"/>
+                <w:szCs w:val="20"/>
               </w:rPr>
               <w:t xml:space="preserve">Итого</w:t>
             </w:r>
@@ -2631,9 +2374,9 @@
             </w:pPr>
             <w:r>
               <w:rPr>
-                <w:rFonts w:ascii="Calibri" w:cs="Calibri" w:eastAsia="Calibri" w:hAnsi="Calibri"/>
-                <w:sz w:val="18"/>
-                <w:szCs w:val="18"/>
+                <w:rFonts w:ascii="Times New Roman" w:cs="Times New Roman" w:eastAsia="Times New Roman" w:hAnsi="Times New Roman"/>
+                <w:sz w:val="20"/>
+                <w:szCs w:val="20"/>
               </w:rPr>
               <w:t xml:space="preserve"/>
             </w:r>
@@ -2655,11 +2398,11 @@
             </w:pPr>
             <w:r>
               <w:rPr>
-                <w:rFonts w:ascii="Calibri" w:cs="Calibri" w:eastAsia="Calibri" w:hAnsi="Calibri"/>
+                <w:rFonts w:ascii="Times New Roman" w:cs="Times New Roman" w:eastAsia="Times New Roman" w:hAnsi="Times New Roman"/>
                 <w:b/>
                 <w:bCs/>
-                <w:sz w:val="18"/>
-                <w:szCs w:val="18"/>
+                <w:sz w:val="20"/>
+                <w:szCs w:val="20"/>
               </w:rPr>
               <w:t xml:space="preserve"/>
             </w:r>
@@ -2679,9 +2422,9 @@
       </w:pPr>
       <w:r>
         <w:rPr>
-          <w:rFonts w:ascii="Calibri" w:cs="Calibri" w:eastAsia="Calibri" w:hAnsi="Calibri"/>
-          <w:sz w:val="22"/>
-          <w:szCs w:val="22"/>
+          <w:rFonts w:ascii="Times New Roman" w:cs="Times New Roman" w:eastAsia="Times New Roman" w:hAnsi="Times New Roman"/>
+          <w:sz w:val="24"/>
+          <w:szCs w:val="24"/>
         </w:rPr>
         <w:t xml:space="preserve">2. НДС: ______________________________________________.</w:t>
       </w:r>
@@ -2693,9 +2436,9 @@
       </w:pPr>
       <w:r>
         <w:rPr>
-          <w:rFonts w:ascii="Calibri" w:cs="Calibri" w:eastAsia="Calibri" w:hAnsi="Calibri"/>
-          <w:sz w:val="22"/>
-          <w:szCs w:val="22"/>
+          <w:rFonts w:ascii="Times New Roman" w:cs="Times New Roman" w:eastAsia="Times New Roman" w:hAnsi="Times New Roman"/>
+          <w:sz w:val="24"/>
+          <w:szCs w:val="24"/>
         </w:rPr>
         <w:t xml:space="preserve">3. Общая стоимость принятых Услуг: ____________ (____________________________________) рублей ____ копеек.</w:t>
       </w:r>
@@ -2707,9 +2450,9 @@
       </w:pPr>
       <w:r>
         <w:rPr>
-          <w:rFonts w:ascii="Calibri" w:cs="Calibri" w:eastAsia="Calibri" w:hAnsi="Calibri"/>
-          <w:sz w:val="22"/>
-          <w:szCs w:val="22"/>
+          <w:rFonts w:ascii="Times New Roman" w:cs="Times New Roman" w:eastAsia="Times New Roman" w:hAnsi="Times New Roman"/>
+          <w:sz w:val="24"/>
+          <w:szCs w:val="24"/>
         </w:rPr>
         <w:t xml:space="preserve">4. Услуги оказаны в полном объеме и в срок, Заказчик претензий по объему, качеству и срокам не имеет / замечания Заказчика: ____________________________________________ (ненужное зачеркнуть).</w:t>
       </w:r>
@@ -2721,9 +2464,9 @@
       </w:pPr>
       <w:r>
         <w:rPr>
-          <w:rFonts w:ascii="Calibri" w:cs="Calibri" w:eastAsia="Calibri" w:hAnsi="Calibri"/>
-          <w:sz w:val="22"/>
-          <w:szCs w:val="22"/>
+          <w:rFonts w:ascii="Times New Roman" w:cs="Times New Roman" w:eastAsia="Times New Roman" w:hAnsi="Times New Roman"/>
+          <w:sz w:val="24"/>
+          <w:szCs w:val="24"/>
         </w:rPr>
         <w:t xml:space="preserve">5. Отчет об оказанных Услугах: прилагается на ____ листах / не предусмотрен Договором.</w:t>
       </w:r>
@@ -2735,9 +2478,9 @@
       </w:pPr>
       <w:r>
         <w:rPr>
-          <w:rFonts w:ascii="Calibri" w:cs="Calibri" w:eastAsia="Calibri" w:hAnsi="Calibri"/>
-          <w:sz w:val="22"/>
-          <w:szCs w:val="22"/>
+          <w:rFonts w:ascii="Times New Roman" w:cs="Times New Roman" w:eastAsia="Times New Roman" w:hAnsi="Times New Roman"/>
+          <w:sz w:val="24"/>
+          <w:szCs w:val="24"/>
         </w:rPr>
         <w:t xml:space="preserve">6. Акт составлен в 2 (двух) экземплярах, по одному для каждой из Сторон.</w:t>
       </w:r>
@@ -2760,8 +2503,8 @@
         </w:tblBorders>
       </w:tblPr>
       <w:tblGrid>
-        <w:gridCol w:w="100"/>
-        <w:gridCol w:w="100"/>
+        <w:gridCol w:w="4600"/>
+        <w:gridCol w:w="4600"/>
       </w:tblGrid>
       <w:tr>
         <w:tc>
@@ -2780,7 +2523,7 @@
             </w:pPr>
             <w:r>
               <w:rPr>
-                <w:rFonts w:ascii="Calibri" w:cs="Calibri" w:eastAsia="Calibri" w:hAnsi="Calibri"/>
+                <w:rFonts w:ascii="Times New Roman" w:cs="Times New Roman" w:eastAsia="Times New Roman" w:hAnsi="Times New Roman"/>
                 <w:sz w:val="22"/>
                 <w:szCs w:val="22"/>
               </w:rPr>
@@ -2793,7 +2536,7 @@
             </w:pPr>
             <w:r>
               <w:rPr>
-                <w:rFonts w:ascii="Calibri" w:cs="Calibri" w:eastAsia="Calibri" w:hAnsi="Calibri"/>
+                <w:rFonts w:ascii="Times New Roman" w:cs="Times New Roman" w:eastAsia="Times New Roman" w:hAnsi="Times New Roman"/>
                 <w:sz w:val="22"/>
                 <w:szCs w:val="22"/>
               </w:rPr>
@@ -2806,11 +2549,11 @@
             </w:pPr>
             <w:r>
               <w:rPr>
-                <w:rFonts w:ascii="Calibri" w:cs="Calibri" w:eastAsia="Calibri" w:hAnsi="Calibri"/>
-                <w:sz w:val="22"/>
-                <w:szCs w:val="22"/>
-              </w:rPr>
-              <w:t xml:space="preserve">________________ / {{client_director}}</w:t>
+                <w:rFonts w:ascii="Times New Roman" w:cs="Times New Roman" w:eastAsia="Times New Roman" w:hAnsi="Times New Roman"/>
+                <w:sz w:val="22"/>
+                <w:szCs w:val="22"/>
+              </w:rPr>
+              <w:t xml:space="preserve">_____________ / {{client_director}}</w:t>
             </w:r>
           </w:p>
         </w:tc>
@@ -2830,7 +2573,7 @@
             </w:pPr>
             <w:r>
               <w:rPr>
-                <w:rFonts w:ascii="Calibri" w:cs="Calibri" w:eastAsia="Calibri" w:hAnsi="Calibri"/>
+                <w:rFonts w:ascii="Times New Roman" w:cs="Times New Roman" w:eastAsia="Times New Roman" w:hAnsi="Times New Roman"/>
                 <w:sz w:val="22"/>
                 <w:szCs w:val="22"/>
               </w:rPr>
@@ -2843,7 +2586,7 @@
             </w:pPr>
             <w:r>
               <w:rPr>
-                <w:rFonts w:ascii="Calibri" w:cs="Calibri" w:eastAsia="Calibri" w:hAnsi="Calibri"/>
+                <w:rFonts w:ascii="Times New Roman" w:cs="Times New Roman" w:eastAsia="Times New Roman" w:hAnsi="Times New Roman"/>
                 <w:sz w:val="22"/>
                 <w:szCs w:val="22"/>
               </w:rPr>
@@ -2856,11 +2599,11 @@
             </w:pPr>
             <w:r>
               <w:rPr>
-                <w:rFonts w:ascii="Calibri" w:cs="Calibri" w:eastAsia="Calibri" w:hAnsi="Calibri"/>
-                <w:sz w:val="22"/>
-                <w:szCs w:val="22"/>
-              </w:rPr>
-              <w:t xml:space="preserve">________________ / {{seller_director}}</w:t>
+                <w:rFonts w:ascii="Times New Roman" w:cs="Times New Roman" w:eastAsia="Times New Roman" w:hAnsi="Times New Roman"/>
+                <w:sz w:val="22"/>
+                <w:szCs w:val="22"/>
+              </w:rPr>
+              <w:t xml:space="preserve">_____________ / {{seller_director}}</w:t>
             </w:r>
           </w:p>
         </w:tc>
@@ -2926,13 +2669,34 @@
     </w:pPr>
     <w:r>
       <w:rPr>
-        <w:rFonts w:ascii="Arial" w:cs="Arial" w:eastAsia="Arial" w:hAnsi="Arial"/>
+        <w:rFonts w:ascii="Times New Roman" w:cs="Times New Roman" w:eastAsia="Times New Roman" w:hAnsi="Times New Roman"/>
         <w:sz w:val="18"/>
         <w:szCs w:val="18"/>
       </w:rPr>
       <w:fldChar w:fldCharType="begin"/>
+    </w:r>
+    <w:r>
+      <w:rPr>
+        <w:rFonts w:ascii="Times New Roman" w:cs="Times New Roman" w:eastAsia="Times New Roman" w:hAnsi="Times New Roman"/>
+        <w:sz w:val="18"/>
+        <w:szCs w:val="18"/>
+      </w:rPr>
       <w:instrText xml:space="preserve">PAGE</w:instrText>
+    </w:r>
+    <w:r>
+      <w:rPr>
+        <w:rFonts w:ascii="Times New Roman" w:cs="Times New Roman" w:eastAsia="Times New Roman" w:hAnsi="Times New Roman"/>
+        <w:sz w:val="18"/>
+        <w:szCs w:val="18"/>
+      </w:rPr>
       <w:fldChar w:fldCharType="separate"/>
+    </w:r>
+    <w:r>
+      <w:rPr>
+        <w:rFonts w:ascii="Times New Roman" w:cs="Times New Roman" w:eastAsia="Times New Roman" w:hAnsi="Times New Roman"/>
+        <w:sz w:val="18"/>
+        <w:szCs w:val="18"/>
+      </w:rPr>
       <w:fldChar w:fldCharType="end"/>
     </w:r>
   </w:p>
@@ -3074,7 +2838,13 @@
 <file path=word/styles.xml><?xml version="1.0" encoding="utf-8"?>
 <w:styles xmlns:mc="http://schemas.openxmlformats.org/markup-compatibility/2006" xmlns:r="http://schemas.openxmlformats.org/officeDocument/2006/relationships" xmlns:w="http://schemas.openxmlformats.org/wordprocessingml/2006/main" xmlns:w14="http://schemas.microsoft.com/office/word/2010/wordml" xmlns:w15="http://schemas.microsoft.com/office/word/2012/wordml" mc:Ignorable="w14 w15">
   <w:docDefaults>
-    <w:rPrDefault/>
+    <w:rPrDefault>
+      <w:rPr>
+        <w:rFonts w:ascii="Times New Roman" w:hAnsi="Times New Roman" w:cs="Times New Roman" w:eastAsia="Times New Roman"/>
+        <w:sz w:val="24"/>
+        <w:szCs w:val="24"/>
+      </w:rPr>
+    </w:rPrDefault>
     <w:pPrDefault/>
   </w:docDefaults>
   <w:style w:type="paragraph" w:styleId="Title">

--- a/core/src/core/usecases/documents/builtin/blanks/contract.docx
+++ b/core/src/core/usecases/documents/builtin/blanks/contract.docx
@@ -84,7 +84,7 @@
           <w:sz w:val="24"/>
           <w:szCs w:val="24"/>
         </w:rPr>
-        <w:t xml:space="preserve">{{client_name}}, ИНН {{client_inn}} (далее — «Заказчик»), от имени которого действует {{client_director}} на основании {{client_basis}}, с одной стороны, и</w:t>
+        <w:t xml:space="preserve">{{client_name}}, ИНН {{client_inn}} (далее — «Заказчик»)[[, от имени которого действует {{client_director}} на основании {{client_basis}}]], с одной стороны, и</w:t>
       </w:r>
     </w:p>
     <w:p>
@@ -99,7 +99,7 @@
           <w:sz w:val="24"/>
           <w:szCs w:val="24"/>
         </w:rPr>
-        <w:t xml:space="preserve">{{seller_name}}, ИНН {{seller_inn}} (далее — «Исполнитель»), от имени которого действует {{seller_director}} на основании {{seller_basis}}, с другой стороны, вместе именуемые «Стороны», заключили настоящий договор (далее — Договор) о нижеследующем.</w:t>
+        <w:t xml:space="preserve">{{seller_name}}, ИНН {{seller_inn}} (далее — «Исполнитель»), от имени которого действует {{seller_director}}[[ на основании {{seller_basis}}]], с другой стороны, вместе именуемые «Стороны», заключили настоящий договор (далее — Договор) о нижеследующем.</w:t>
       </w:r>
     </w:p>
     <w:p>
@@ -419,7 +419,7 @@
           <w:sz w:val="24"/>
           <w:szCs w:val="24"/>
         </w:rPr>
-        <w:t xml:space="preserve">4.1. Стоимость Услуг по Договору составляет {{total|rub}} ({{total|rub_words}}) рублей {{total|kop}} копеек. НДС: {{vat}}.</w:t>
+        <w:t xml:space="preserve">4.1. Стоимость Услуг по Договору составляет {{total|rub}} ({{total|rub_words}}) рублей {{total|kop}} копеек.[[ НДС: {{vat}}.]]</w:t>
       </w:r>
     </w:p>
     <w:p>
@@ -736,7 +736,7 @@
           <w:sz w:val="24"/>
           <w:szCs w:val="24"/>
         </w:rPr>
-        <w:t xml:space="preserve">7.1. Договор вступает в силу со дня его подписания Сторонами и действует до {{valid_until|long}}, а в части расчетов — до полного исполнения Сторонами своих обязательств.</w:t>
+        <w:t xml:space="preserve">7.1. Договор вступает в силу со дня его подписания Сторонами и действует [[до {{valid_until|long}}, а в части расчетов — ]]до полного исполнения Сторонами своих обязательств.</w:t>
       </w:r>
     </w:p>
     <w:p>
@@ -1007,85 +1007,85 @@
                 <w:sz w:val="22"/>
                 <w:szCs w:val="22"/>
               </w:rPr>
-              <w:t xml:space="preserve">ИНН / КПП: {{client_inn}} / {{client_kpp}}</w:t>
-            </w:r>
-          </w:p>
-          <w:p>
-            <w:pPr>
-              <w:jc w:val="left"/>
-            </w:pPr>
-            <w:r>
-              <w:rPr>
-                <w:rFonts w:ascii="Times New Roman" w:cs="Times New Roman" w:eastAsia="Times New Roman" w:hAnsi="Times New Roman"/>
-                <w:sz w:val="22"/>
-                <w:szCs w:val="22"/>
-              </w:rPr>
-              <w:t xml:space="preserve">ОГРН (ОГРНИП): {{client_ogrn}}</w:t>
-            </w:r>
-          </w:p>
-          <w:p>
-            <w:pPr>
-              <w:jc w:val="left"/>
-            </w:pPr>
-            <w:r>
-              <w:rPr>
-                <w:rFonts w:ascii="Times New Roman" w:cs="Times New Roman" w:eastAsia="Times New Roman" w:hAnsi="Times New Roman"/>
-                <w:sz w:val="22"/>
-                <w:szCs w:val="22"/>
-              </w:rPr>
-              <w:t xml:space="preserve">Адрес: {{client_address}}</w:t>
-            </w:r>
-          </w:p>
-          <w:p>
-            <w:pPr>
-              <w:jc w:val="left"/>
-            </w:pPr>
-            <w:r>
-              <w:rPr>
-                <w:rFonts w:ascii="Times New Roman" w:cs="Times New Roman" w:eastAsia="Times New Roman" w:hAnsi="Times New Roman"/>
-                <w:sz w:val="22"/>
-                <w:szCs w:val="22"/>
-              </w:rPr>
-              <w:t xml:space="preserve">Р/с: {{client_account}}</w:t>
-            </w:r>
-          </w:p>
-          <w:p>
-            <w:pPr>
-              <w:jc w:val="left"/>
-            </w:pPr>
-            <w:r>
-              <w:rPr>
-                <w:rFonts w:ascii="Times New Roman" w:cs="Times New Roman" w:eastAsia="Times New Roman" w:hAnsi="Times New Roman"/>
-                <w:sz w:val="22"/>
-                <w:szCs w:val="22"/>
-              </w:rPr>
-              <w:t xml:space="preserve">Банк: {{client_bank}}</w:t>
-            </w:r>
-          </w:p>
-          <w:p>
-            <w:pPr>
-              <w:jc w:val="left"/>
-            </w:pPr>
-            <w:r>
-              <w:rPr>
-                <w:rFonts w:ascii="Times New Roman" w:cs="Times New Roman" w:eastAsia="Times New Roman" w:hAnsi="Times New Roman"/>
-                <w:sz w:val="22"/>
-                <w:szCs w:val="22"/>
-              </w:rPr>
-              <w:t xml:space="preserve">К/с: {{client_corr_account}} БИК: {{client_bic}}</w:t>
-            </w:r>
-          </w:p>
-          <w:p>
-            <w:pPr>
-              <w:jc w:val="left"/>
-            </w:pPr>
-            <w:r>
-              <w:rPr>
-                <w:rFonts w:ascii="Times New Roman" w:cs="Times New Roman" w:eastAsia="Times New Roman" w:hAnsi="Times New Roman"/>
-                <w:sz w:val="22"/>
-                <w:szCs w:val="22"/>
-              </w:rPr>
-              <w:t xml:space="preserve">Эл. почта: {{client_email}}</w:t>
+              <w:t xml:space="preserve">ИНН / КПП: {{client_inn}}[[ / {{client_kpp}}]]</w:t>
+            </w:r>
+          </w:p>
+          <w:p>
+            <w:pPr>
+              <w:jc w:val="left"/>
+            </w:pPr>
+            <w:r>
+              <w:rPr>
+                <w:rFonts w:ascii="Times New Roman" w:cs="Times New Roman" w:eastAsia="Times New Roman" w:hAnsi="Times New Roman"/>
+                <w:sz w:val="22"/>
+                <w:szCs w:val="22"/>
+              </w:rPr>
+              <w:t xml:space="preserve">[[ОГРН (ОГРНИП): {{client_ogrn}}]]</w:t>
+            </w:r>
+          </w:p>
+          <w:p>
+            <w:pPr>
+              <w:jc w:val="left"/>
+            </w:pPr>
+            <w:r>
+              <w:rPr>
+                <w:rFonts w:ascii="Times New Roman" w:cs="Times New Roman" w:eastAsia="Times New Roman" w:hAnsi="Times New Roman"/>
+                <w:sz w:val="22"/>
+                <w:szCs w:val="22"/>
+              </w:rPr>
+              <w:t xml:space="preserve">[[Адрес: {{client_address}}]]</w:t>
+            </w:r>
+          </w:p>
+          <w:p>
+            <w:pPr>
+              <w:jc w:val="left"/>
+            </w:pPr>
+            <w:r>
+              <w:rPr>
+                <w:rFonts w:ascii="Times New Roman" w:cs="Times New Roman" w:eastAsia="Times New Roman" w:hAnsi="Times New Roman"/>
+                <w:sz w:val="22"/>
+                <w:szCs w:val="22"/>
+              </w:rPr>
+              <w:t xml:space="preserve">[[Р/с: {{client_account}}]]</w:t>
+            </w:r>
+          </w:p>
+          <w:p>
+            <w:pPr>
+              <w:jc w:val="left"/>
+            </w:pPr>
+            <w:r>
+              <w:rPr>
+                <w:rFonts w:ascii="Times New Roman" w:cs="Times New Roman" w:eastAsia="Times New Roman" w:hAnsi="Times New Roman"/>
+                <w:sz w:val="22"/>
+                <w:szCs w:val="22"/>
+              </w:rPr>
+              <w:t xml:space="preserve">[[Банк: {{client_bank}}]]</w:t>
+            </w:r>
+          </w:p>
+          <w:p>
+            <w:pPr>
+              <w:jc w:val="left"/>
+            </w:pPr>
+            <w:r>
+              <w:rPr>
+                <w:rFonts w:ascii="Times New Roman" w:cs="Times New Roman" w:eastAsia="Times New Roman" w:hAnsi="Times New Roman"/>
+                <w:sz w:val="22"/>
+                <w:szCs w:val="22"/>
+              </w:rPr>
+              <w:t xml:space="preserve">[[К/с: {{client_corr_account}}]][[ БИК: {{client_bic}}]]</w:t>
+            </w:r>
+          </w:p>
+          <w:p>
+            <w:pPr>
+              <w:jc w:val="left"/>
+            </w:pPr>
+            <w:r>
+              <w:rPr>
+                <w:rFonts w:ascii="Times New Roman" w:cs="Times New Roman" w:eastAsia="Times New Roman" w:hAnsi="Times New Roman"/>
+                <w:sz w:val="22"/>
+                <w:szCs w:val="22"/>
+              </w:rPr>
+              <w:t xml:space="preserve">[[Эл. почта: {{client_email}}]]</w:t>
             </w:r>
           </w:p>
           <w:p>
@@ -1174,85 +1174,85 @@
                 <w:sz w:val="22"/>
                 <w:szCs w:val="22"/>
               </w:rPr>
-              <w:t xml:space="preserve">ИНН / КПП: {{seller_inn}} / {{seller_kpp}}</w:t>
-            </w:r>
-          </w:p>
-          <w:p>
-            <w:pPr>
-              <w:jc w:val="left"/>
-            </w:pPr>
-            <w:r>
-              <w:rPr>
-                <w:rFonts w:ascii="Times New Roman" w:cs="Times New Roman" w:eastAsia="Times New Roman" w:hAnsi="Times New Roman"/>
-                <w:sz w:val="22"/>
-                <w:szCs w:val="22"/>
-              </w:rPr>
-              <w:t xml:space="preserve">ОГРН (ОГРНИП): {{seller_ogrn}}</w:t>
-            </w:r>
-          </w:p>
-          <w:p>
-            <w:pPr>
-              <w:jc w:val="left"/>
-            </w:pPr>
-            <w:r>
-              <w:rPr>
-                <w:rFonts w:ascii="Times New Roman" w:cs="Times New Roman" w:eastAsia="Times New Roman" w:hAnsi="Times New Roman"/>
-                <w:sz w:val="22"/>
-                <w:szCs w:val="22"/>
-              </w:rPr>
-              <w:t xml:space="preserve">Адрес: {{seller_address}}</w:t>
-            </w:r>
-          </w:p>
-          <w:p>
-            <w:pPr>
-              <w:jc w:val="left"/>
-            </w:pPr>
-            <w:r>
-              <w:rPr>
-                <w:rFonts w:ascii="Times New Roman" w:cs="Times New Roman" w:eastAsia="Times New Roman" w:hAnsi="Times New Roman"/>
-                <w:sz w:val="22"/>
-                <w:szCs w:val="22"/>
-              </w:rPr>
-              <w:t xml:space="preserve">Р/с: {{seller_account}}</w:t>
-            </w:r>
-          </w:p>
-          <w:p>
-            <w:pPr>
-              <w:jc w:val="left"/>
-            </w:pPr>
-            <w:r>
-              <w:rPr>
-                <w:rFonts w:ascii="Times New Roman" w:cs="Times New Roman" w:eastAsia="Times New Roman" w:hAnsi="Times New Roman"/>
-                <w:sz w:val="22"/>
-                <w:szCs w:val="22"/>
-              </w:rPr>
-              <w:t xml:space="preserve">Банк: {{seller_bank}}</w:t>
-            </w:r>
-          </w:p>
-          <w:p>
-            <w:pPr>
-              <w:jc w:val="left"/>
-            </w:pPr>
-            <w:r>
-              <w:rPr>
-                <w:rFonts w:ascii="Times New Roman" w:cs="Times New Roman" w:eastAsia="Times New Roman" w:hAnsi="Times New Roman"/>
-                <w:sz w:val="22"/>
-                <w:szCs w:val="22"/>
-              </w:rPr>
-              <w:t xml:space="preserve">К/с: {{seller_corr_account}} БИК: {{seller_bic}}</w:t>
-            </w:r>
-          </w:p>
-          <w:p>
-            <w:pPr>
-              <w:jc w:val="left"/>
-            </w:pPr>
-            <w:r>
-              <w:rPr>
-                <w:rFonts w:ascii="Times New Roman" w:cs="Times New Roman" w:eastAsia="Times New Roman" w:hAnsi="Times New Roman"/>
-                <w:sz w:val="22"/>
-                <w:szCs w:val="22"/>
-              </w:rPr>
-              <w:t xml:space="preserve">Эл. почта: {{seller_email}}</w:t>
+              <w:t xml:space="preserve">ИНН / КПП: {{seller_inn}}[[ / {{seller_kpp}}]]</w:t>
+            </w:r>
+          </w:p>
+          <w:p>
+            <w:pPr>
+              <w:jc w:val="left"/>
+            </w:pPr>
+            <w:r>
+              <w:rPr>
+                <w:rFonts w:ascii="Times New Roman" w:cs="Times New Roman" w:eastAsia="Times New Roman" w:hAnsi="Times New Roman"/>
+                <w:sz w:val="22"/>
+                <w:szCs w:val="22"/>
+              </w:rPr>
+              <w:t xml:space="preserve">[[ОГРН (ОГРНИП): {{seller_ogrn}}]]</w:t>
+            </w:r>
+          </w:p>
+          <w:p>
+            <w:pPr>
+              <w:jc w:val="left"/>
+            </w:pPr>
+            <w:r>
+              <w:rPr>
+                <w:rFonts w:ascii="Times New Roman" w:cs="Times New Roman" w:eastAsia="Times New Roman" w:hAnsi="Times New Roman"/>
+                <w:sz w:val="22"/>
+                <w:szCs w:val="22"/>
+              </w:rPr>
+              <w:t xml:space="preserve">[[Адрес: {{seller_address}}]]</w:t>
+            </w:r>
+          </w:p>
+          <w:p>
+            <w:pPr>
+              <w:jc w:val="left"/>
+            </w:pPr>
+            <w:r>
+              <w:rPr>
+                <w:rFonts w:ascii="Times New Roman" w:cs="Times New Roman" w:eastAsia="Times New Roman" w:hAnsi="Times New Roman"/>
+                <w:sz w:val="22"/>
+                <w:szCs w:val="22"/>
+              </w:rPr>
+              <w:t xml:space="preserve">[[Р/с: {{seller_account}}]]</w:t>
+            </w:r>
+          </w:p>
+          <w:p>
+            <w:pPr>
+              <w:jc w:val="left"/>
+            </w:pPr>
+            <w:r>
+              <w:rPr>
+                <w:rFonts w:ascii="Times New Roman" w:cs="Times New Roman" w:eastAsia="Times New Roman" w:hAnsi="Times New Roman"/>
+                <w:sz w:val="22"/>
+                <w:szCs w:val="22"/>
+              </w:rPr>
+              <w:t xml:space="preserve">[[Банк: {{seller_bank}}]]</w:t>
+            </w:r>
+          </w:p>
+          <w:p>
+            <w:pPr>
+              <w:jc w:val="left"/>
+            </w:pPr>
+            <w:r>
+              <w:rPr>
+                <w:rFonts w:ascii="Times New Roman" w:cs="Times New Roman" w:eastAsia="Times New Roman" w:hAnsi="Times New Roman"/>
+                <w:sz w:val="22"/>
+                <w:szCs w:val="22"/>
+              </w:rPr>
+              <w:t xml:space="preserve">[[К/с: {{seller_corr_account}}]][[ БИК: {{seller_bic}}]]</w:t>
+            </w:r>
+          </w:p>
+          <w:p>
+            <w:pPr>
+              <w:jc w:val="left"/>
+            </w:pPr>
+            <w:r>
+              <w:rPr>
+                <w:rFonts w:ascii="Times New Roman" w:cs="Times New Roman" w:eastAsia="Times New Roman" w:hAnsi="Times New Roman"/>
+                <w:sz w:val="22"/>
+                <w:szCs w:val="22"/>
+              </w:rPr>
+              <w:t xml:space="preserve">[[Эл. почта: {{seller_email}}]]</w:t>
             </w:r>
           </w:p>
           <w:p>

--- a/core/src/core/usecases/documents/builtin/blanks/contract.docx
+++ b/core/src/core/usecases/documents/builtin/blanks/contract.docx
@@ -130,7 +130,7 @@
           <w:sz w:val="24"/>
           <w:szCs w:val="24"/>
         </w:rPr>
-        <w:t xml:space="preserve">1.1. Исполнитель обязуется по заданию Заказчика оказать услуги {{subject}} (далее — Услуги), а Заказчик обязуется оплатить Услуги. Перечень, объем, требования к Услугам, сроки их оказания и стоимость указаны в Задании (Приложение № 1), которое является неотъемлемой частью Договора.</w:t>
+        <w:t xml:space="preserve">1.1. Исполнитель обязуется по заданию Заказчика оказать услуги «{{subject}}» (далее — Услуги), а Заказчик обязуется оплатить Услуги. Перечень, объем, требования к Услугам, сроки их оказания и стоимость указаны в Задании (Приложение № 1), которое является неотъемлемой частью Договора.</w:t>
       </w:r>
     </w:p>
     <w:p>
@@ -1519,7 +1519,7 @@
                 <w:sz w:val="20"/>
                 <w:szCs w:val="20"/>
               </w:rPr>
-              <w:t xml:space="preserve">Услуги {{subject}}</w:t>
+              <w:t xml:space="preserve">Услуги «{{subject}}»</w:t>
             </w:r>
           </w:p>
         </w:tc>
